--- a/assignments/제출용/인간과교육_중간과제물_제출용.docx
+++ b/assignments/제출용/인간과교육_중간과제물_제출용.docx
@@ -410,7 +410,441 @@
     </w:p>
     <w:p>
       <w:pPr>
-        <w:spacing w:after="160" w:before="0"/>
+        <w:spacing w:after="120" w:before="0"/>
+        <w:jc w:val="center"/>
+      </w:pPr>
+      <w:r>
+        <w:rPr>
+          <w:b/>
+          <w:sz w:val="26"/>
+        </w:rPr>
+        <w:t>[문제 1] 후기 현대철학적 인간관의 특징과 과학적 인간관에 대한 비판적 고찰</w:t>
+      </w:r>
+    </w:p>
+    <w:p>
+      <w:pPr>
+        <w:spacing w:after="40" w:before="40"/>
+        <w:jc w:val="left"/>
+      </w:pPr>
+      <w:r>
+        <w:rPr>
+          <w:b/>
+          <w:sz w:val="24"/>
+        </w:rPr>
+        <w:t>목  차</w:t>
+      </w:r>
+    </w:p>
+    <w:p>
+      <w:pPr>
+        <w:spacing w:after="0" w:before="0"/>
+        <w:jc w:val="left"/>
+      </w:pPr>
+      <w:r>
+        <w:rPr>
+          <w:b w:val="0"/>
+        </w:rPr>
+        <w:t>Ⅰ. 서론</w:t>
+      </w:r>
+    </w:p>
+    <w:p>
+      <w:pPr>
+        <w:spacing w:after="0" w:before="0"/>
+        <w:jc w:val="left"/>
+      </w:pPr>
+      <w:r>
+        <w:rPr>
+          <w:b w:val="0"/>
+        </w:rPr>
+        <w:t>Ⅱ. 본론</w:t>
+      </w:r>
+    </w:p>
+    <w:p>
+      <w:pPr>
+        <w:spacing w:after="0" w:before="0"/>
+        <w:ind w:left="360"/>
+        <w:jc w:val="left"/>
+      </w:pPr>
+      <w:r>
+        <w:rPr>
+          <w:b w:val="0"/>
+        </w:rPr>
+        <w:t>1. 후기 현대철학이 바라보는 인간</w:t>
+      </w:r>
+    </w:p>
+    <w:p>
+      <w:pPr>
+        <w:spacing w:after="0" w:before="0"/>
+        <w:ind w:left="360"/>
+        <w:jc w:val="left"/>
+      </w:pPr>
+      <w:r>
+        <w:rPr>
+          <w:b w:val="0"/>
+        </w:rPr>
+        <w:t>2. 과학적 인간관에 대한 비판적 고찰</w:t>
+      </w:r>
+    </w:p>
+    <w:p>
+      <w:pPr>
+        <w:spacing w:after="0" w:before="0"/>
+        <w:ind w:left="360"/>
+        <w:jc w:val="left"/>
+      </w:pPr>
+      <w:r>
+        <w:rPr>
+          <w:b w:val="0"/>
+        </w:rPr>
+        <w:t>3. 학교와 일터, 그리고 가족에게서 본 두 인간관</w:t>
+      </w:r>
+    </w:p>
+    <w:p>
+      <w:pPr>
+        <w:spacing w:after="0" w:before="0"/>
+        <w:jc w:val="left"/>
+      </w:pPr>
+      <w:r>
+        <w:rPr>
+          <w:b w:val="0"/>
+        </w:rPr>
+        <w:t>Ⅲ. 결론</w:t>
+      </w:r>
+    </w:p>
+    <w:p>
+      <w:pPr>
+        <w:spacing w:after="0" w:before="0"/>
+        <w:jc w:val="left"/>
+      </w:pPr>
+      <w:r>
+        <w:rPr>
+          <w:b w:val="0"/>
+        </w:rPr>
+        <w:t>참고문헌</w:t>
+      </w:r>
+    </w:p>
+    <w:p>
+      <w:pPr>
+        <w:spacing w:after="40" w:before="0"/>
+        <w:jc w:val="both"/>
+      </w:pPr>
+      <w:r>
+        <w:rPr>
+          <w:b w:val="0"/>
+        </w:rPr>
+      </w:r>
+    </w:p>
+    <w:p>
+      <w:pPr>
+        <w:keepNext/>
+        <w:spacing w:after="40" w:before="120"/>
+        <w:jc w:val="left"/>
+      </w:pPr>
+      <w:r>
+        <w:rPr>
+          <w:b/>
+          <w:sz w:val="24"/>
+        </w:rPr>
+        <w:t>Ⅰ. 서론</w:t>
+      </w:r>
+    </w:p>
+    <w:p>
+      <w:pPr>
+        <w:spacing w:after="40" w:before="0"/>
+        <w:ind w:firstLine="210"/>
+        <w:jc w:val="both"/>
+      </w:pPr>
+      <w:r>
+        <w:rPr>
+          <w:b w:val="0"/>
+        </w:rPr>
+        <w:t>사람을 어떤 존재로 바라보느냐는 질문은 철학의 오래된 주제이지만, 사실 우리는 일상에서 매일 그 답을 내리며 살아가고 있습니다. 학교는 성적으로 학생을 나누고, 회사는 매출과 실적으로 사람과 조직을 평가합니다. 저는 원래부터 사람이 완전히 객관적으로 판단될 수 있다고 믿지는 않았습니다. 다만 직장에서 오랜 시간 일해도 감각이 잘 늘지 않는 사람들을 보면서, 그 차이가 타고난 능력보다는 어릴 때부터 집안에서 쌓인 환경의 차이에서 비롯된다고 생각해 왔습니다. 여기서 말하는 환경이란 부유함이나 가난함이 아니라, 어떤 분위기 속에서 무엇을 보고 들으며 자랐느냐에 가깝습니다.</w:t>
+      </w:r>
+    </w:p>
+    <w:p>
+      <w:pPr>
+        <w:spacing w:after="40" w:before="0"/>
+        <w:ind w:firstLine="210"/>
+        <w:jc w:val="both"/>
+      </w:pPr>
+      <w:r>
+        <w:rPr>
+          <w:b w:val="0"/>
+        </w:rPr>
+        <w:t>이번에 인간 이해의 여러 관점을 공부하면서 제가 막연하게 가지고 있던 생각이 어떤 인간관에 가까운지 정리해 볼 수 있었습니다. 이 글에서는 먼저 후기 현대철학이 강조하는 인간관의 특징을 살펴보고, 그 관점에서 종래의 과학적 인간관이 가진 한계를 비판적으로 고찰하고자 합니다. 그리고 학교와 직장, 가족에게서 보았던 장면들을 통해 두 인간관이 실제 삶에서 어떻게 드러나는지 돌아보려고 합니다.</w:t>
+      </w:r>
+    </w:p>
+    <w:p>
+      <w:pPr>
+        <w:keepNext/>
+        <w:spacing w:after="40" w:before="120"/>
+        <w:jc w:val="left"/>
+      </w:pPr>
+      <w:r>
+        <w:rPr>
+          <w:b/>
+          <w:sz w:val="24"/>
+        </w:rPr>
+        <w:t>Ⅱ. 본론</w:t>
+      </w:r>
+    </w:p>
+    <w:p>
+      <w:pPr>
+        <w:keepNext/>
+        <w:spacing w:after="40" w:before="40"/>
+        <w:jc w:val="left"/>
+      </w:pPr>
+      <w:r>
+        <w:rPr>
+          <w:b/>
+        </w:rPr>
+        <w:t>1. 후기 현대철학이 바라보는 인간</w:t>
+      </w:r>
+    </w:p>
+    <w:p>
+      <w:pPr>
+        <w:spacing w:after="40" w:before="0"/>
+        <w:ind w:firstLine="210"/>
+        <w:jc w:val="both"/>
+      </w:pPr>
+      <w:r>
+        <w:rPr>
+          <w:b w:val="0"/>
+        </w:rPr>
+        <w:t>근대 철학은 인간을 이성을 지닌 주체로 보았습니다. 데카르트가 “나는 생각한다, 그러므로 나는 존재한다”고 말한 것처럼, 생각하는 능력을 인간의 본질로 여긴 것입니다. 이러한 믿음은 이성의 힘으로 세계를 정확하게 측정하고 설명할 수 있다는 확신으로 이어졌고, 인간 역시 같은 방법으로 설명할 수 있다는 과학적 인간관의 바탕이 되었습니다. 후기 현대철학은 바로 이 지점, 곧 하나의 보편적 이성과 고정된 인간 본질이 존재한다는 믿음을 의심하는 데서 출발합니다(조화태 외, 2023).</w:t>
+      </w:r>
+    </w:p>
+    <w:p>
+      <w:pPr>
+        <w:spacing w:after="40" w:before="0"/>
+        <w:ind w:firstLine="210"/>
+        <w:jc w:val="both"/>
+      </w:pPr>
+      <w:r>
+        <w:rPr>
+          <w:b w:val="0"/>
+        </w:rPr>
+        <w:t>제가 이해한 후기 현대철학적 인간관의 특징은 크게 세 가지입니다. 첫째, 인간에게는 미리 정해진 본질이 없습니다. 사람은 완성된 상태로 태어나는 것이 아니라 살아가는 과정에서 끊임없이 자신을 새롭게 만들어 가는 존재입니다. 둘째, 인간은 이성만으로 설명되지 않습니다. 감정과 몸, 욕구와 무의식 역시 그 사람을 이루는 중요한 부분이며, 이성은 그중 하나일 뿐입니다. 셋째, 인간은 관계와 맥락 속에서 형성됩니다. 하이데거가 인간을 이미 어떤 세계 속에 ‘던져진’ 존재로 설명한 것처럼, 같은 사람이라도 어떤 시대와 사회, 관계 속에 놓여 있느냐에 따라 다른 모습으로 드러납니다.</w:t>
+      </w:r>
+    </w:p>
+    <w:p>
+      <w:pPr>
+        <w:spacing w:after="40" w:before="0"/>
+        <w:ind w:firstLine="210"/>
+        <w:jc w:val="both"/>
+      </w:pPr>
+      <w:r>
+        <w:rPr>
+          <w:b w:val="0"/>
+        </w:rPr>
+        <w:t>이러한 특징들은 결국 ‘다름’을 대하는 태도로 이어집니다. 후기 현대철학은 하나의 정상적인 인간상을 정해 두고 모든 사람을 그 기준에 맞추려는 태도를 거부하며, 사람마다의 차이와 다양성을 그 자체로 존중해야 한다고 봅니다. 저는 특히 세 번째 특징을 읽으면서, 제가 막연하게 ‘환경의 차이’라고 불러 왔던 것이 바로 관계와 맥락에 대한 이야기였다는 것을 알게 되었습니다.</w:t>
+      </w:r>
+    </w:p>
+    <w:p>
+      <w:pPr>
+        <w:keepNext/>
+        <w:spacing w:after="40" w:before="40"/>
+        <w:jc w:val="left"/>
+      </w:pPr>
+      <w:r>
+        <w:rPr>
+          <w:b/>
+        </w:rPr>
+        <w:t>2. 과학적 인간관에 대한 비판적 고찰</w:t>
+      </w:r>
+    </w:p>
+    <w:p>
+      <w:pPr>
+        <w:spacing w:after="40" w:before="0"/>
+        <w:ind w:firstLine="210"/>
+        <w:jc w:val="both"/>
+      </w:pPr>
+      <w:r>
+        <w:rPr>
+          <w:b w:val="0"/>
+        </w:rPr>
+        <w:t>종래의 과학적 인간관은 인간을 자연물처럼 관찰하고 측정할 수 있는 대상으로 봅니다. 인간의 행동을 자극과 반응의 관계로 설명하려 했던 행동주의나, 인간의 특성을 유전자와 뇌의 작용으로 설명하려는 시도가 대표적입니다. 이러한 관점이 교육학과 심리학을 객관적인 학문으로 세우는 데 큰 역할을 한 것은 분명합니다. 지능검사나 학업성취도 평가처럼 오늘날 교육 현장에서 쓰이는 많은 도구도 이러한 관점에서 나왔습니다. 하지만 후기 현대철학의 관점에서 보면 적어도 세 가지 한계가 보입니다.</w:t>
+      </w:r>
+    </w:p>
+    <w:p>
+      <w:pPr>
+        <w:spacing w:after="40" w:before="0"/>
+        <w:ind w:firstLine="210"/>
+        <w:jc w:val="both"/>
+      </w:pPr>
+      <w:r>
+        <w:rPr>
+          <w:b w:val="0"/>
+        </w:rPr>
+        <w:t>첫째, 측정할 수 있는 것만 인간의 모습으로 인정하게 됩니다. 성적이나 지능지수, 실적처럼 숫자로 나타나는 것은 잘 보이지만, 그 사람이 지금 어떤 상황에 놓여 있고 무엇을 고민하는지는 숫자에 담기지 않습니다. 둘째, 평균과 기준이 만들어지면 그 기준에서 벗어난 사람은 ‘부족한 사람’이 됩니다. 푸코는 정상과 비정상을 나누는 기준 자체가 사회의 권력 관계 속에서 만들어진다고 비판했습니다(푸코, 2016). 기준이 생기는 순간 그 바깥에 있는 사람에 대한 편견과 차별이 마치 자연스러운 것처럼 보이게 된다는 것입니다. 셋째, 사람을 현재의 수치에 고정해 버립니다. 사람은 언제든 달라질 수 있는 존재인데, 한 시점의 숫자는 그 가능성까지 보여 주지는 못합니다.</w:t>
+      </w:r>
+    </w:p>
+    <w:p>
+      <w:pPr>
+        <w:spacing w:after="40" w:before="0"/>
+        <w:ind w:firstLine="210"/>
+        <w:jc w:val="both"/>
+      </w:pPr>
+      <w:r>
+        <w:rPr>
+          <w:b w:val="0"/>
+        </w:rPr>
+        <w:t>그렇다고 해서 과학적 인간관을 버려야 한다고 생각하지는 않습니다. 숫자와 측정은 많은 사람을 공정하게 비교하고 제도를 설계하는 데 꼭 필요한 도구이기 때문입니다. 문제는 도구가 목적이 될 때 생깁니다. 저는 과학적 인간관을 사람을 이해하는 여러 방법 가운데 하나로 활용하되, 그것만으로 사람을 판단하지 않도록 경계해야 한다고 생각합니다.</w:t>
+      </w:r>
+    </w:p>
+    <w:p>
+      <w:pPr>
+        <w:keepNext/>
+        <w:spacing w:after="40" w:before="40"/>
+        <w:jc w:val="left"/>
+      </w:pPr>
+      <w:r>
+        <w:rPr>
+          <w:b/>
+        </w:rPr>
+        <w:t>3. 학교와 일터, 그리고 가족에게서 본 두 인간관</w:t>
+      </w:r>
+    </w:p>
+    <w:p>
+      <w:pPr>
+        <w:spacing w:after="40" w:before="0"/>
+        <w:ind w:firstLine="210"/>
+        <w:jc w:val="both"/>
+      </w:pPr>
+      <w:r>
+        <w:rPr>
+          <w:b w:val="0"/>
+        </w:rPr>
+        <w:t>학창 시절을 떠올려 보면 선생님들께서는 공부를 잘하거나 무언가 하나에 특출한 학생의 진로를 더 열심히 챙겨 주셨습니다. 눈에 띄는 결과가 있는 학생에게 힘을 쏟는 것이 효율적으로 보였을 것이기에 그 마음은 충분히 이해합니다. 하지만 노력은 하는데 성적이 어중간했던 친구들을 바라보던 시선에는 지금도 아쉬움이 남습니다. 그 친구들은 숫자로 드러나지 않았을 뿐 각자의 가능성을 가지고 있었는데, 기준 바깥에 있다는 이유로 관심에서 조금씩 밀려났기 때문입니다.</w:t>
+      </w:r>
+    </w:p>
+    <w:p>
+      <w:pPr>
+        <w:spacing w:after="40" w:before="0"/>
+        <w:ind w:firstLine="210"/>
+        <w:jc w:val="both"/>
+      </w:pPr>
+      <w:r>
+        <w:rPr>
+          <w:b w:val="0"/>
+        </w:rPr>
+        <w:t>직장에서도 비슷한 장면을 보게 됩니다. 제가 일하는 나이키 역시 최근 몇 년 동안 매출이 크게 줄었고, 그 사이 책임자가 여러 차례 바뀌었습니다. 매출 압박이 커지면서 실제로 리테일 부점장 자리 하나가 없어지고 그 인원이 매출이 더 높은 곳으로 옮겨 간 일도 있었습니다. 최근에는 주가가 크게 떨어진 나이키가 세계적인 명품 기업 LVMH 회장의 아들을 이사회에 합류시켰다는 보도도 있었습니다(조선일보, 2026.9.18). 회사의 입장에서 숫자는 피할 수 없는 기준입니다. 그러나 숫자가 나빠질 때마다 사람을 바꾸는 것으로 답을 찾는 모습을 보면서, 그 자리에 있던 사람의 노력이나 매장이 놓인 상권 같은 환경적 요인은 결정 과정에서 거의 보이지 않는다는 생각이 들었습니다.</w:t>
+      </w:r>
+    </w:p>
+    <w:p>
+      <w:pPr>
+        <w:spacing w:after="40" w:before="0"/>
+        <w:ind w:firstLine="210"/>
+        <w:jc w:val="both"/>
+      </w:pPr>
+      <w:r>
+        <w:rPr>
+          <w:b w:val="0"/>
+        </w:rPr>
+        <w:t>반대로 숫자나 환경만으로는 설명되지 않는 사람도 가까이에 있습니다. 바로 저의 아버지입니다. 아버지께서는 40년 가까이 반도체 업계에 계셨고, 직접 회사를 운영하시다가 지금은 반도체 회사에 다니고 계십니다. 영업 일을 하시면서 20년 넘게 술을 많이 드셨고 알코올 의존으로 힘든 시기도 겪으셨습니다. 그런데 지금은 술을 멀리하고 계십니다. 일하는 환경은 크게 달라지지 않았는데 어떻게 끊으셨는지 저는 지금도 신기하게 느껴집니다. 게다가 지금은 석사 과정까지 준비하고 계십니다. 과학적인 예측이라면 오래된 습관과 환경은 쉽게 바뀌지 않는다고 말했을 것입니다. 하지만 아버지께서는 그 예측을 벗어나셨습니다. 저는 일을 사랑하며 끊임없이 자신을 새롭게 만들어 가시는 아버지야말로 후기 현대철학이 말하는 인간의 모습에 가장 가깝다고 생각합니다.</w:t>
+      </w:r>
+    </w:p>
+    <w:p>
+      <w:pPr>
+        <w:keepNext/>
+        <w:spacing w:after="40" w:before="120"/>
+        <w:jc w:val="left"/>
+      </w:pPr>
+      <w:r>
+        <w:rPr>
+          <w:b/>
+          <w:sz w:val="24"/>
+        </w:rPr>
+        <w:t>Ⅲ. 결론</w:t>
+      </w:r>
+    </w:p>
+    <w:p>
+      <w:pPr>
+        <w:spacing w:after="40" w:before="0"/>
+        <w:ind w:firstLine="210"/>
+        <w:jc w:val="both"/>
+      </w:pPr>
+      <w:r>
+        <w:rPr>
+          <w:b w:val="0"/>
+        </w:rPr>
+        <w:t>이번 공부를 하기 전에도 저는 사람이 완전히 객관적으로 판단될 수 있다고 믿지 않았습니다. 그리고 사람 사이의 차이는 대부분 어릴 때의 환경에서 온다고 생각했습니다. 공부를 마친 지금은 이 생각이 조금 더 넓어졌습니다. 환경이 사람을 만드는 것은 분명하지만, 환경이 사람을 완전히 결정해 버리지는 않습니다. 아버지께서 같은 환경 속에서 스스로 달라지신 것처럼, 사람은 관계와 상황 속에서 만들어지면서도 동시에 자신을 다시 만들어 갈 수 있는 존재라고 생각합니다.</w:t>
+      </w:r>
+    </w:p>
+    <w:p>
+      <w:pPr>
+        <w:spacing w:after="40" w:before="0"/>
+        <w:ind w:firstLine="210"/>
+        <w:jc w:val="both"/>
+      </w:pPr>
+      <w:r>
+        <w:rPr>
+          <w:b w:val="0"/>
+        </w:rPr>
+        <w:t>앞으로 직장에서 매출이나 실적으로 사람을 이야기하는 자리가 생긴다면, 그 숫자 뒤에 어떤 상황이 있었는지를 한 번 더 묻는 사람이 되려고 합니다. 숫자는 지금의 결과를 보여 줄 뿐, 그 사람이 앞으로 어떻게 달라질지는 말해 주지 않기 때문입니다. 그리고 언젠가 제가 누군가를 평가하는 자리에 서게 된다면, 학창 시절 어중간하다는 이유로 덜 주목받았던 친구들을 떠올리며 기준 바깥에 있는 사람에게도 기회를 주는 사람이 되고 싶습니다.</w:t>
+      </w:r>
+    </w:p>
+    <w:p>
+      <w:pPr>
+        <w:spacing w:after="40" w:before="160"/>
+        <w:jc w:val="left"/>
+      </w:pPr>
+      <w:r>
+        <w:rPr>
+          <w:b/>
+          <w:sz w:val="24"/>
+        </w:rPr>
+        <w:t>참고문헌</w:t>
+      </w:r>
+    </w:p>
+    <w:p>
+      <w:pPr>
+        <w:spacing w:after="0" w:before="0"/>
+        <w:ind w:hanging="240" w:left="240"/>
+        <w:jc w:val="left"/>
+      </w:pPr>
+      <w:r>
+        <w:rPr>
+          <w:b w:val="0"/>
+          <w:sz w:val="20"/>
+        </w:rPr>
+        <w:t>조화태, 김계현, 전용오(2023). 『인간과 교육』. 서울: 한국방송통신대학교출판문화원.</w:t>
+      </w:r>
+    </w:p>
+    <w:p>
+      <w:pPr>
+        <w:spacing w:after="0" w:before="0"/>
+        <w:ind w:hanging="240" w:left="240"/>
+        <w:jc w:val="left"/>
+      </w:pPr>
+      <w:r>
+        <w:rPr>
+          <w:b w:val="0"/>
+          <w:sz w:val="20"/>
+        </w:rPr>
+        <w:t>미셸 푸코(2016). 『감시와 처벌: 감옥의 탄생』. 오생근 역. 파주: 나남.</w:t>
+      </w:r>
+    </w:p>
+    <w:p>
+      <w:pPr>
+        <w:spacing w:after="0" w:before="0"/>
+        <w:ind w:hanging="240" w:left="240"/>
+        <w:jc w:val="left"/>
+      </w:pPr>
+      <w:r>
+        <w:rPr>
+          <w:b w:val="0"/>
+          <w:sz w:val="20"/>
+        </w:rPr>
+        <w:t>조선일보(2026.9.18). 「주가 78% 폭락한 나이키… ‘루이비통 차남’을 구원…」.</w:t>
+      </w:r>
+    </w:p>
+    <w:p>
+      <w:r>
+        <w:br w:type="page"/>
+      </w:r>
+    </w:p>
+    <w:p>
+      <w:pPr>
+        <w:spacing w:after="120" w:before="0"/>
         <w:jc w:val="center"/>
       </w:pPr>
       <w:r>
@@ -423,7 +857,7 @@
     </w:p>
     <w:p>
       <w:pPr>
-        <w:spacing w:after="40" w:before="80"/>
+        <w:spacing w:after="40" w:before="40"/>
         <w:jc w:val="left"/>
       </w:pPr>
       <w:r>
@@ -523,7 +957,7 @@
     </w:p>
     <w:p>
       <w:pPr>
-        <w:spacing w:after="0" w:before="0"/>
+        <w:spacing w:after="40" w:before="0"/>
         <w:jc w:val="both"/>
       </w:pPr>
       <w:r>
@@ -549,7 +983,7 @@
     <w:p>
       <w:pPr>
         <w:spacing w:after="40" w:before="0"/>
-        <w:ind w:firstLine="220"/>
+        <w:ind w:firstLine="210"/>
         <w:jc w:val="both"/>
       </w:pPr>
       <w:r>
@@ -562,7 +996,7 @@
     <w:p>
       <w:pPr>
         <w:spacing w:after="40" w:before="0"/>
-        <w:ind w:firstLine="220"/>
+        <w:ind w:firstLine="210"/>
         <w:jc w:val="both"/>
       </w:pPr>
       <w:r>
@@ -602,7 +1036,7 @@
     <w:p>
       <w:pPr>
         <w:spacing w:after="40" w:before="0"/>
-        <w:ind w:firstLine="220"/>
+        <w:ind w:firstLine="210"/>
         <w:jc w:val="both"/>
       </w:pPr>
       <w:r>
@@ -615,7 +1049,7 @@
     <w:p>
       <w:pPr>
         <w:spacing w:after="40" w:before="0"/>
-        <w:ind w:firstLine="220"/>
+        <w:ind w:firstLine="210"/>
         <w:jc w:val="both"/>
       </w:pPr>
       <w:r>
@@ -641,7 +1075,7 @@
     <w:p>
       <w:pPr>
         <w:spacing w:after="40" w:before="0"/>
-        <w:ind w:firstLine="220"/>
+        <w:ind w:firstLine="210"/>
         <w:jc w:val="both"/>
       </w:pPr>
       <w:r>
@@ -654,7 +1088,7 @@
     <w:p>
       <w:pPr>
         <w:spacing w:after="40" w:before="0"/>
-        <w:ind w:firstLine="220"/>
+        <w:ind w:firstLine="210"/>
         <w:jc w:val="both"/>
       </w:pPr>
       <w:r>
@@ -667,7 +1101,7 @@
     <w:p>
       <w:pPr>
         <w:spacing w:after="40" w:before="0"/>
-        <w:ind w:firstLine="220"/>
+        <w:ind w:firstLine="210"/>
         <w:jc w:val="both"/>
       </w:pPr>
       <w:r>
@@ -680,7 +1114,7 @@
     <w:p>
       <w:pPr>
         <w:spacing w:after="40" w:before="0"/>
-        <w:ind w:firstLine="220"/>
+        <w:ind w:firstLine="210"/>
         <w:jc w:val="both"/>
       </w:pPr>
       <w:r>
@@ -693,7 +1127,7 @@
     <w:p>
       <w:pPr>
         <w:spacing w:after="40" w:before="0"/>
-        <w:ind w:firstLine="220"/>
+        <w:ind w:firstLine="210"/>
         <w:jc w:val="both"/>
       </w:pPr>
       <w:r>
@@ -706,7 +1140,7 @@
     <w:p>
       <w:pPr>
         <w:spacing w:after="40" w:before="0"/>
-        <w:ind w:firstLine="220"/>
+        <w:ind w:firstLine="210"/>
         <w:jc w:val="both"/>
       </w:pPr>
       <w:r>
@@ -732,7 +1166,7 @@
     <w:p>
       <w:pPr>
         <w:spacing w:after="40" w:before="0"/>
-        <w:ind w:firstLine="220"/>
+        <w:ind w:firstLine="210"/>
         <w:jc w:val="both"/>
       </w:pPr>
       <w:r>
@@ -745,7 +1179,7 @@
     <w:p>
       <w:pPr>
         <w:spacing w:after="40" w:before="0"/>
-        <w:ind w:firstLine="220"/>
+        <w:ind w:firstLine="210"/>
         <w:jc w:val="both"/>
       </w:pPr>
       <w:r>
@@ -758,7 +1192,7 @@
     <w:p>
       <w:pPr>
         <w:spacing w:after="40" w:before="0"/>
-        <w:ind w:firstLine="220"/>
+        <w:ind w:firstLine="210"/>
         <w:jc w:val="both"/>
       </w:pPr>
       <w:r>
@@ -785,7 +1219,7 @@
     <w:p>
       <w:pPr>
         <w:spacing w:after="40" w:before="0"/>
-        <w:ind w:firstLine="220"/>
+        <w:ind w:firstLine="210"/>
         <w:jc w:val="both"/>
       </w:pPr>
       <w:r>
@@ -798,7 +1232,7 @@
     <w:p>
       <w:pPr>
         <w:spacing w:after="40" w:before="0"/>
-        <w:ind w:firstLine="220"/>
+        <w:ind w:firstLine="210"/>
         <w:jc w:val="both"/>
       </w:pPr>
       <w:r>
@@ -811,7 +1245,7 @@
     <w:p>
       <w:pPr>
         <w:spacing w:after="40" w:before="0"/>
-        <w:ind w:firstLine="220"/>
+        <w:ind w:firstLine="210"/>
         <w:jc w:val="both"/>
       </w:pPr>
       <w:r>
@@ -864,7 +1298,7 @@
     </w:p>
     <w:sectPr>
       <w:pgSz w:w="11906" w:h="16838"/>
-      <w:pgMar w:top="1134" w:right="1701" w:bottom="850" w:left="1701" w:header="850" w:footer="850" w:gutter="0"/>
+      <w:pgMar w:top="1134" w:right="1417" w:bottom="850" w:left="1417" w:header="850" w:footer="850" w:gutter="0"/>
       <w:cols w:space="720"/>
       <w:docGrid w:linePitch="360"/>
     </w:sectPr>
@@ -1240,7 +1674,7 @@
     </w:pPr>
     <w:rPr>
       <w:rFonts w:ascii="바탕" w:hAnsi="바탕" w:eastAsia="바탕"/>
-      <w:sz w:val="22"/>
+      <w:sz w:val="21"/>
     </w:rPr>
   </w:style>
   <w:style w:type="paragraph" w:styleId="Header">

--- a/assignments/제출용/인간과교육_중간과제물_제출용.docx
+++ b/assignments/제출용/인간과교육_중간과제물_제출용.docx
@@ -674,7 +674,7 @@
         <w:rPr>
           <w:b w:val="0"/>
         </w:rPr>
-        <w:t>첫째, 측정할 수 있는 것만 인간의 모습으로 인정하게 됩니다. 성적이나 지능지수, 실적처럼 숫자로 나타나는 것은 잘 보이지만, 그 사람이 지금 어떤 상황에 놓여 있고 무엇을 고민하는지는 숫자에 담기지 않습니다. 둘째, 평균과 기준이 만들어지면 그 기준에서 벗어난 사람은 ‘부족한 사람’이 됩니다. 푸코는 정상과 비정상을 나누는 기준 자체가 사회의 권력 관계 속에서 만들어진다고 비판했습니다(푸코, 2016). 기준이 생기는 순간 그 바깥에 있는 사람에 대한 편견과 차별이 마치 자연스러운 것처럼 보이게 된다는 것입니다. 셋째, 사람을 현재의 수치에 고정해 버립니다. 사람은 언제든 달라질 수 있는 존재인데, 한 시점의 숫자는 그 가능성까지 보여 주지는 못합니다.</w:t>
+        <w:t>첫째, 측정할 수 있는 것만 인간의 모습으로 인정하게 됩니다. 성적이나 지능지수, 실적처럼 숫자로 나타나는 것은 잘 보이지만, 그 사람이 지금 어떤 상황에 놓여 있고 무엇을 고민하는지는 숫자에 담기지 않습니다. 둘째, 평균과 기준이 만들어지면 그 기준에서 벗어난 사람은 ‘부족한 사람’이 됩니다. 푸코는 정상과 비정상을 나누는 기준 자체가 사회의 권력 관계 속에서 만들어진다고 비판했습니다(푸코, 2020). 기준이 생기는 순간 그 바깥에 있는 사람에 대한 편견과 차별이 마치 자연스러운 것처럼 보이게 된다는 것입니다. 셋째, 사람을 현재의 수치에 고정해 버립니다. 사람은 언제든 달라질 수 있는 존재인데, 한 시점의 숫자는 그 가능성까지 보여 주지는 못합니다.</w:t>
       </w:r>
     </w:p>
     <w:p>
@@ -726,7 +726,7 @@
         <w:rPr>
           <w:b w:val="0"/>
         </w:rPr>
-        <w:t>직장에서도 비슷한 장면을 보게 됩니다. 제가 일하는 나이키 역시 최근 몇 년 동안 매출이 크게 줄었고, 그 사이 책임자가 여러 차례 바뀌었습니다. 매출 압박이 커지면서 실제로 리테일 부점장 자리 하나가 없어지고 그 인원이 매출이 더 높은 곳으로 옮겨 간 일도 있었습니다. 최근에는 주가가 크게 떨어진 나이키가 세계적인 명품 기업 LVMH 회장의 아들을 이사회에 합류시켰다는 보도도 있었습니다(조선일보, 2026.9.18). 회사의 입장에서 숫자는 피할 수 없는 기준입니다. 그러나 숫자가 나빠질 때마다 사람을 바꾸는 것으로 답을 찾는 모습을 보면서, 그 자리에 있던 사람의 노력이나 매장이 놓인 상권 같은 환경적 요인은 결정 과정에서 거의 보이지 않는다는 생각이 들었습니다.</w:t>
+        <w:t>직장에서도 비슷한 장면을 보게 됩니다. 제가 일하는 나이키 역시 최근 몇 년 동안 매출이 크게 줄었고, 그 사이 책임자가 여러 차례 바뀌었습니다. 매출 압박이 커지면서 실제로 리테일 부점장 자리 하나가 없어지고 그 인원이 매출이 더 높은 곳으로 옮겨 간 일도 있었습니다. 최근에는 주가가 78%나 폭락한 나이키가 세계 최대 명품 기업 LVMH 회장의 둘째 아들을 이사회에 영입했다는 보도도 있었습니다(조선일보, 2026.9.17). 회사의 입장에서 숫자는 피할 수 없는 기준입니다. 그러나 숫자가 나빠질 때마다 사람을 바꾸는 것으로 답을 찾는 모습을 보면서, 그 자리에 있던 사람의 노력이나 매장이 놓인 상권 같은 환경적 요인은 결정 과정에서 거의 보이지 않는다는 생각이 들었습니다.</w:t>
       </w:r>
     </w:p>
     <w:p>
@@ -820,7 +820,7 @@
           <w:b w:val="0"/>
           <w:sz w:val="20"/>
         </w:rPr>
-        <w:t>미셸 푸코(2016). 『감시와 처벌: 감옥의 탄생』. 오생근 역. 파주: 나남.</w:t>
+        <w:t>미셸 푸코(2020). 『감시와 처벌: 감옥의 탄생』(번역개정 2판). 오생근 역. 파주: 나남.</w:t>
       </w:r>
     </w:p>
     <w:p>
@@ -834,7 +834,7 @@
           <w:b w:val="0"/>
           <w:sz w:val="20"/>
         </w:rPr>
-        <w:t>조선일보(2026.9.18). 「주가 78% 폭락한 나이키… ‘루이비통 차남’을 구원…」.</w:t>
+        <w:t>조선일보(2026.9.17). 「주가 78% 폭락한 나이키…‘루이비통 차남’을 구원투수로」.</w:t>
       </w:r>
     </w:p>
     <w:p>

--- a/assignments/제출용/인간과교육_중간과제물_제출용.docx
+++ b/assignments/제출용/인간과교육_중간과제물_제출용.docx
@@ -4,50 +4,108 @@
   <w:body>
     <w:p>
       <w:pPr>
-        <w:spacing w:before="0" w:after="0" w:line="240" w:lineRule="auto"/>
-        <w:jc w:val="left"/>
-      </w:pPr>
-    </w:p>
-    <w:p>
-      <w:pPr>
-        <w:spacing w:before="0" w:after="0" w:line="240" w:lineRule="auto"/>
-        <w:jc w:val="left"/>
-      </w:pPr>
-    </w:p>
-    <w:p>
-      <w:pPr>
-        <w:spacing w:before="0" w:after="0" w:line="240" w:lineRule="auto"/>
-        <w:jc w:val="left"/>
-      </w:pPr>
-    </w:p>
-    <w:p>
-      <w:pPr>
-        <w:spacing w:before="0" w:after="280" w:line="240" w:lineRule="auto"/>
+        <w:widowControl w:val="0"/>
+        <w:autoSpaceDE w:val="0"/>
+        <w:snapToGrid w:val="0"/>
+        <w:spacing w:before="0" w:after="0" w:line="384" w:lineRule="auto"/>
+        <w:ind w:left="0" w:right="0" w:firstLine="0"/>
         <w:jc w:val="center"/>
+        <w:textAlignment w:val="baseline"/>
+        <w:rPr>
+          <w:rFonts w:ascii="HY헤드라인M" w:hAnsi="HY헤드라인M" w:eastAsia="HY헤드라인M" w:cs="Times New Roman"/>
+          <w:b w:val="0"/>
+          <w:bCs w:val="0"/>
+          <w:i w:val="0"/>
+          <w:color w:val="000000"/>
+          <w:kern w:val="2"/>
+          <w:sz w:val="40"/>
+          <w:szCs w:val="22"/>
+        </w:rPr>
       </w:pPr>
       <w:r>
         <w:rPr>
-          <w:rFonts w:ascii="굴림" w:hAnsi="굴림" w:eastAsia="굴림"/>
-          <w:b/>
+          <w:rFonts w:ascii="HY헤드라인M" w:hAnsi="HY헤드라인M" w:eastAsia="HY헤드라인M" w:cs="Times New Roman"/>
+          <w:b w:val="0"/>
+          <w:bCs w:val="0"/>
+          <w:i w:val="0"/>
+          <w:color w:val="000000"/>
+          <w:kern w:val="2"/>
           <w:sz w:val="40"/>
+          <w:szCs w:val="22"/>
         </w:rPr>
-        <w:t>2026  학년도  2  학기 중간과제물</w:t>
+        <w:t xml:space="preserve">2026  </w:t>
       </w:r>
       <w:r>
         <w:rPr>
-          <w:rFonts w:ascii="굴림" w:hAnsi="굴림" w:eastAsia="굴림"/>
-          <w:b/>
-          <w:color w:val="0000FF"/>
+          <w:rFonts w:ascii="HY헤드라인M" w:hAnsi="HY헤드라인M" w:eastAsia="HY헤드라인M" w:cs="Times New Roman"/>
+          <w:b w:val="0"/>
+          <w:bCs w:val="0"/>
+          <w:i w:val="0"/>
+          <w:color w:val="000000"/>
+          <w:kern w:val="2"/>
           <w:sz w:val="40"/>
+          <w:szCs w:val="22"/>
         </w:rPr>
-        <w:t>(온라인 제출용)</w:t>
+        <w:t xml:space="preserve">학년도  2학기 </w:t>
+      </w:r>
+      <w:r>
+        <w:rPr>
+          <w:rFonts w:ascii="HY헤드라인M" w:hAnsi="HY헤드라인M" w:eastAsia="HY헤드라인M" w:cs="Times New Roman"/>
+          <w:b w:val="0"/>
+          <w:bCs w:val="0"/>
+          <w:i w:val="0"/>
+          <w:color w:val="000000"/>
+          <w:kern w:val="2"/>
+          <w:sz w:val="40"/>
+          <w:szCs w:val="22"/>
+        </w:rPr>
+        <w:t xml:space="preserve">중간과제물</w:t>
+      </w:r>
+      <w:r>
+        <w:rPr>
+          <w:rFonts w:ascii="HY헤드라인M" w:hAnsi="HY헤드라인M" w:eastAsia="HY헤드라인M" w:cs="Times New Roman"/>
+          <w:b w:val="0"/>
+          <w:bCs w:val="0"/>
+          <w:i w:val="0"/>
+          <w:color w:val="000000"/>
+          <w:kern w:val="2"/>
+          <w:sz w:val="40"/>
+          <w:szCs w:val="22"/>
+        </w:rPr>
+        <w:t xml:space="preserve">(</w:t>
+      </w:r>
+      <w:r>
+        <w:rPr>
+          <w:rFonts w:ascii="HY헤드라인M" w:hAnsi="HY헤드라인M" w:eastAsia="HY헤드라인M" w:cs="Times New Roman"/>
+          <w:b w:val="0"/>
+          <w:bCs w:val="0"/>
+          <w:i w:val="0"/>
+          <w:color w:val="000000"/>
+          <w:kern w:val="2"/>
+          <w:sz w:val="40"/>
+          <w:szCs w:val="22"/>
+        </w:rPr>
+        <w:t xml:space="preserve">온라인 제출용</w:t>
+      </w:r>
+      <w:r>
+        <w:rPr>
+          <w:rFonts w:ascii="HY헤드라인M" w:hAnsi="HY헤드라인M" w:eastAsia="HY헤드라인M" w:cs="Times New Roman"/>
+          <w:b w:val="0"/>
+          <w:bCs w:val="0"/>
+          <w:i w:val="0"/>
+          <w:color w:val="000000"/>
+          <w:kern w:val="2"/>
+          <w:sz w:val="40"/>
+          <w:szCs w:val="22"/>
+        </w:rPr>
+        <w:t xml:space="preserve">)</w:t>
       </w:r>
     </w:p>
     <w:tbl>
       <w:tblPr>
-        <w:tblW w:type="dxa" w:w="8390"/>
+        <w:tblW w:w="9520" w:type="dxa"/>
         <w:jc w:val="left"/>
-        <w:tblLook w:firstColumn="1" w:firstRow="1" w:lastColumn="0" w:lastRow="0" w:noHBand="0" w:noVBand="1" w:val="04A0"/>
+        <w:tblInd w:w="102" w:type="dxa"/>
         <w:tblBorders>
           <w:top w:val="nil"/>
           <w:left w:val="nil"/>
@@ -57,355 +115,942 @@
           <w:insideV w:val="nil"/>
         </w:tblBorders>
         <w:tblLayout w:type="fixed"/>
+        <w:tblCellMar>
+          <w:top w:w="28" w:type="dxa"/>
+          <w:left w:w="102" w:type="dxa"/>
+          <w:bottom w:w="28" w:type="dxa"/>
+          <w:right w:w="102" w:type="dxa"/>
+        </w:tblCellMar>
+        <w:tblLook w:val="0000" w:firstRow="0" w:lastRow="0" w:firstColumn="0" w:lastColumn="0" w:noHBand="0" w:noVBand="0"/>
       </w:tblPr>
       <w:tblGrid>
-        <w:gridCol w:w="453"/>
-        <w:gridCol w:w="2267"/>
-        <w:gridCol w:w="5669"/>
+        <w:gridCol w:w="427"/>
+        <w:gridCol w:w="1549"/>
+        <w:gridCol w:w="259"/>
+        <w:gridCol w:w="7285"/>
       </w:tblGrid>
       <w:tr>
+        <w:trPr>
+          <w:trHeight w:val="266" w:hRule="atLeast"/>
+        </w:trPr>
         <w:tc>
           <w:tcPr>
-            <w:tcW w:type="dxa" w:w="454"/>
+            <w:tcW w:w="427" w:type="dxa"/>
+            <w:tcBorders>
+              <w:top w:val="single" w:sz="2" w:space="0" w:color="000000"/>
+              <w:left w:val="single" w:sz="2" w:space="0" w:color="000000"/>
+            </w:tcBorders>
             <w:vAlign w:val="center"/>
           </w:tcPr>
           <w:p>
             <w:pPr>
-              <w:spacing w:line="240" w:lineRule="auto"/>
+              <w:widowControl w:val="0"/>
+              <w:autoSpaceDE w:val="0"/>
+              <w:snapToGrid w:val="0"/>
+              <w:spacing w:before="0" w:after="0" w:line="240" w:lineRule="auto"/>
+              <w:ind w:left="0" w:right="0" w:firstLine="0"/>
+              <w:jc w:val="both"/>
+              <w:textAlignment w:val="baseline"/>
+              <w:rPr>
+                <w:rFonts w:ascii="바탕" w:hAnsi="바탕" w:eastAsia="바탕" w:cs="Times New Roman"/>
+                <w:b w:val="0"/>
+                <w:bCs w:val="0"/>
+                <w:i w:val="0"/>
+                <w:color w:val="000000"/>
+                <w:kern w:val="2"/>
+                <w:sz w:val="24"/>
+                <w:szCs w:val="22"/>
+              </w:rPr>
             </w:pPr>
             <w:r>
               <w:rPr>
-                <w:rFonts w:ascii="굴림" w:hAnsi="굴림" w:eastAsia="굴림"/>
-                <w:b/>
-                <w:sz w:val="26"/>
+                <w:rFonts w:ascii="바탕" w:hAnsi="바탕" w:eastAsia="바탕" w:cs="Times New Roman"/>
+                <w:b w:val="0"/>
+                <w:bCs w:val="0"/>
+                <w:i w:val="0"/>
+                <w:color w:val="000000"/>
+                <w:kern w:val="2"/>
+                <w:sz w:val="24"/>
+                <w:szCs w:val="22"/>
               </w:rPr>
-              <w:t>❍</w:t>
+              <w:t xml:space="preserve"></w:t>
             </w:r>
           </w:p>
         </w:tc>
         <w:tc>
           <w:tcPr>
-            <w:tcW w:type="dxa" w:w="2268"/>
+            <w:tcW w:w="1549" w:type="dxa"/>
+            <w:tcBorders>
+              <w:top w:val="single" w:sz="2" w:space="0" w:color="000000"/>
+            </w:tcBorders>
             <w:vAlign w:val="center"/>
           </w:tcPr>
           <w:p>
             <w:pPr>
-              <w:spacing w:line="240" w:lineRule="auto"/>
+              <w:widowControl w:val="0"/>
+              <w:autoSpaceDE w:val="0"/>
+              <w:snapToGrid w:val="0"/>
+              <w:spacing w:before="0" w:after="0" w:line="240" w:lineRule="auto"/>
+              <w:ind w:left="0" w:right="0" w:firstLine="0"/>
               <w:jc w:val="distribute"/>
+              <w:textAlignment w:val="baseline"/>
+              <w:rPr>
+                <w:rFonts w:ascii="바탕" w:hAnsi="바탕" w:eastAsia="맑은 고딕" w:cs="Times New Roman"/>
+                <w:b/>
+                <w:bCs w:val="0"/>
+                <w:i w:val="0"/>
+                <w:color w:val="000000"/>
+                <w:kern w:val="2"/>
+                <w:sz w:val="24"/>
+                <w:szCs w:val="22"/>
+              </w:rPr>
             </w:pPr>
             <w:r>
               <w:rPr>
-                <w:rFonts w:ascii="굴림" w:hAnsi="굴림" w:eastAsia="굴림"/>
+                <w:rFonts w:ascii="바탕" w:hAnsi="바탕" w:eastAsia="맑은 고딕" w:cs="Times New Roman"/>
                 <w:b/>
-                <w:sz w:val="26"/>
+                <w:bCs w:val="0"/>
+                <w:i w:val="0"/>
+                <w:color w:val="000000"/>
+                <w:kern w:val="2"/>
+                <w:sz w:val="24"/>
+                <w:szCs w:val="22"/>
               </w:rPr>
-              <w:t>교 과 목 명</w:t>
+              <w:t xml:space="preserve">교과목명</w:t>
             </w:r>
           </w:p>
         </w:tc>
         <w:tc>
           <w:tcPr>
-            <w:tcW w:type="dxa" w:w="5669"/>
+            <w:tcW w:w="259" w:type="dxa"/>
+            <w:tcBorders>
+              <w:top w:val="single" w:sz="2" w:space="0" w:color="000000"/>
+            </w:tcBorders>
             <w:vAlign w:val="center"/>
           </w:tcPr>
           <w:p>
             <w:pPr>
-              <w:spacing w:line="240" w:lineRule="auto"/>
+              <w:widowControl w:val="0"/>
+              <w:autoSpaceDE w:val="0"/>
+              <w:snapToGrid w:val="0"/>
+              <w:spacing w:before="0" w:after="0" w:line="240" w:lineRule="auto"/>
+              <w:ind w:left="0" w:right="0" w:firstLine="0"/>
+              <w:jc w:val="both"/>
+              <w:textAlignment w:val="baseline"/>
+              <w:rPr>
+                <w:rFonts w:ascii="맑은 고딕" w:hAnsi="맑은 고딕" w:eastAsia="바탕" w:cs="Times New Roman"/>
+                <w:b w:val="0"/>
+                <w:bCs w:val="0"/>
+                <w:i w:val="0"/>
+                <w:color w:val="000000"/>
+                <w:kern w:val="2"/>
+                <w:sz w:val="24"/>
+                <w:szCs w:val="22"/>
+              </w:rPr>
             </w:pPr>
             <w:r>
               <w:rPr>
-                <w:rFonts w:ascii="굴림" w:hAnsi="굴림" w:eastAsia="굴림"/>
+                <w:rFonts w:ascii="맑은 고딕" w:hAnsi="맑은 고딕" w:eastAsia="바탕" w:cs="Times New Roman"/>
                 <w:b w:val="0"/>
-                <w:sz w:val="26"/>
+                <w:bCs w:val="0"/>
+                <w:i w:val="0"/>
+                <w:color w:val="000000"/>
+                <w:kern w:val="2"/>
+                <w:sz w:val="24"/>
+                <w:szCs w:val="22"/>
               </w:rPr>
-              <w:t xml:space="preserve"> :  인간과교육</w:t>
+              <w:t xml:space="preserve">:</w:t>
+            </w:r>
+          </w:p>
+        </w:tc>
+        <w:tc>
+          <w:tcPr>
+            <w:tcW w:w="7285" w:type="dxa"/>
+            <w:tcBorders>
+              <w:top w:val="single" w:sz="2" w:space="0" w:color="000000"/>
+              <w:right w:val="single" w:sz="2" w:space="0" w:color="000000"/>
+            </w:tcBorders>
+            <w:vAlign w:val="center"/>
+          </w:tcPr>
+          <w:p>
+            <w:pPr>
+              <w:widowControl w:val="0"/>
+              <w:autoSpaceDE w:val="0"/>
+              <w:snapToGrid w:val="0"/>
+              <w:spacing w:before="0" w:after="0" w:line="240" w:lineRule="auto"/>
+              <w:ind w:left="0" w:right="0" w:firstLine="0"/>
+              <w:jc w:val="both"/>
+              <w:textAlignment w:val="baseline"/>
+              <w:rPr>
+                <w:rFonts w:ascii="맑은 고딕" w:hAnsi="맑은 고딕" w:eastAsia="맑은 고딕" w:cs="Times New Roman"/>
+                <w:b w:val="0"/>
+                <w:bCs w:val="0"/>
+                <w:i w:val="0"/>
+                <w:color w:val="000000"/>
+                <w:kern w:val="2"/>
+                <w:sz w:val="24"/>
+                <w:szCs w:val="22"/>
+              </w:rPr>
+            </w:pPr>
+            <w:r>
+              <w:rPr>
+                <w:rFonts w:ascii="맑은 고딕" w:hAnsi="맑은 고딕" w:eastAsia="맑은 고딕" w:cs="Times New Roman"/>
+                <w:b w:val="0"/>
+                <w:bCs w:val="0"/>
+                <w:i w:val="0"/>
+                <w:color w:val="000000"/>
+                <w:kern w:val="2"/>
+                <w:sz w:val="24"/>
+                <w:szCs w:val="22"/>
+              </w:rPr>
+              <w:t xml:space="preserve">인간과교육</w:t>
             </w:r>
           </w:p>
         </w:tc>
       </w:tr>
       <w:tr>
+        <w:trPr>
+          <w:trHeight w:val="266" w:hRule="atLeast"/>
+        </w:trPr>
         <w:tc>
           <w:tcPr>
-            <w:tcW w:type="dxa" w:w="454"/>
+            <w:tcW w:w="427" w:type="dxa"/>
+            <w:tcBorders>
+              <w:left w:val="single" w:sz="2" w:space="0" w:color="000000"/>
+            </w:tcBorders>
             <w:vAlign w:val="center"/>
           </w:tcPr>
           <w:p>
             <w:pPr>
-              <w:spacing w:line="240" w:lineRule="auto"/>
+              <w:widowControl w:val="0"/>
+              <w:autoSpaceDE w:val="0"/>
+              <w:snapToGrid w:val="0"/>
+              <w:spacing w:before="0" w:after="0" w:line="240" w:lineRule="auto"/>
+              <w:ind w:left="0" w:right="0" w:firstLine="0"/>
+              <w:jc w:val="both"/>
+              <w:textAlignment w:val="baseline"/>
+              <w:rPr>
+                <w:rFonts w:ascii="바탕" w:hAnsi="바탕" w:eastAsia="바탕" w:cs="Times New Roman"/>
+                <w:b w:val="0"/>
+                <w:bCs w:val="0"/>
+                <w:i w:val="0"/>
+                <w:color w:val="000000"/>
+                <w:kern w:val="2"/>
+                <w:sz w:val="24"/>
+                <w:szCs w:val="22"/>
+              </w:rPr>
             </w:pPr>
             <w:r>
               <w:rPr>
-                <w:rFonts w:ascii="굴림" w:hAnsi="굴림" w:eastAsia="굴림"/>
-                <w:b/>
-                <w:sz w:val="26"/>
+                <w:rFonts w:ascii="바탕" w:hAnsi="바탕" w:eastAsia="바탕" w:cs="Times New Roman"/>
+                <w:b w:val="0"/>
+                <w:bCs w:val="0"/>
+                <w:i w:val="0"/>
+                <w:color w:val="000000"/>
+                <w:kern w:val="2"/>
+                <w:sz w:val="24"/>
+                <w:szCs w:val="22"/>
               </w:rPr>
-              <w:t>❍</w:t>
+              <w:t xml:space="preserve"></w:t>
             </w:r>
           </w:p>
         </w:tc>
         <w:tc>
           <w:tcPr>
-            <w:tcW w:type="dxa" w:w="2268"/>
+            <w:tcW w:w="1549" w:type="dxa"/>
+            <w:tcBorders/>
             <w:vAlign w:val="center"/>
           </w:tcPr>
           <w:p>
             <w:pPr>
-              <w:spacing w:line="240" w:lineRule="auto"/>
+              <w:widowControl w:val="0"/>
+              <w:autoSpaceDE w:val="0"/>
+              <w:snapToGrid w:val="0"/>
+              <w:spacing w:before="0" w:after="0" w:line="240" w:lineRule="auto"/>
+              <w:ind w:left="0" w:right="0" w:firstLine="0"/>
               <w:jc w:val="distribute"/>
+              <w:textAlignment w:val="baseline"/>
+              <w:rPr>
+                <w:rFonts w:ascii="바탕" w:hAnsi="바탕" w:eastAsia="맑은 고딕" w:cs="Times New Roman"/>
+                <w:b/>
+                <w:bCs w:val="0"/>
+                <w:i w:val="0"/>
+                <w:color w:val="000000"/>
+                <w:kern w:val="2"/>
+                <w:sz w:val="24"/>
+                <w:szCs w:val="22"/>
+              </w:rPr>
             </w:pPr>
             <w:r>
               <w:rPr>
-                <w:rFonts w:ascii="굴림" w:hAnsi="굴림" w:eastAsia="굴림"/>
+                <w:rFonts w:ascii="바탕" w:hAnsi="바탕" w:eastAsia="맑은 고딕" w:cs="Times New Roman"/>
                 <w:b/>
-                <w:sz w:val="26"/>
+                <w:bCs w:val="0"/>
+                <w:i w:val="0"/>
+                <w:color w:val="000000"/>
+                <w:kern w:val="2"/>
+                <w:sz w:val="24"/>
+                <w:szCs w:val="22"/>
               </w:rPr>
-              <w:t>학          번</w:t>
+              <w:t xml:space="preserve">학번</w:t>
             </w:r>
           </w:p>
         </w:tc>
         <w:tc>
           <w:tcPr>
-            <w:tcW w:type="dxa" w:w="5669"/>
+            <w:tcW w:w="259" w:type="dxa"/>
+            <w:tcBorders/>
             <w:vAlign w:val="center"/>
           </w:tcPr>
           <w:p>
             <w:pPr>
-              <w:spacing w:line="240" w:lineRule="auto"/>
+              <w:widowControl w:val="0"/>
+              <w:autoSpaceDE w:val="0"/>
+              <w:snapToGrid w:val="0"/>
+              <w:spacing w:before="0" w:after="0" w:line="240" w:lineRule="auto"/>
+              <w:ind w:left="0" w:right="0" w:firstLine="0"/>
+              <w:jc w:val="both"/>
+              <w:textAlignment w:val="baseline"/>
+              <w:rPr>
+                <w:rFonts w:ascii="맑은 고딕" w:hAnsi="맑은 고딕" w:eastAsia="바탕" w:cs="Times New Roman"/>
+                <w:b w:val="0"/>
+                <w:bCs w:val="0"/>
+                <w:i w:val="0"/>
+                <w:color w:val="000000"/>
+                <w:kern w:val="2"/>
+                <w:sz w:val="24"/>
+                <w:szCs w:val="22"/>
+              </w:rPr>
             </w:pPr>
             <w:r>
               <w:rPr>
-                <w:rFonts w:ascii="굴림" w:hAnsi="굴림" w:eastAsia="굴림"/>
+                <w:rFonts w:ascii="맑은 고딕" w:hAnsi="맑은 고딕" w:eastAsia="바탕" w:cs="Times New Roman"/>
                 <w:b w:val="0"/>
-                <w:sz w:val="26"/>
+                <w:bCs w:val="0"/>
+                <w:i w:val="0"/>
+                <w:color w:val="000000"/>
+                <w:kern w:val="2"/>
+                <w:sz w:val="24"/>
+                <w:szCs w:val="22"/>
               </w:rPr>
-              <w:t xml:space="preserve"> :  202631-348563</w:t>
+              <w:t xml:space="preserve">:</w:t>
+            </w:r>
+          </w:p>
+        </w:tc>
+        <w:tc>
+          <w:tcPr>
+            <w:tcW w:w="7285" w:type="dxa"/>
+            <w:tcBorders>
+              <w:right w:val="single" w:sz="2" w:space="0" w:color="000000"/>
+            </w:tcBorders>
+            <w:vAlign w:val="center"/>
+          </w:tcPr>
+          <w:p>
+            <w:pPr>
+              <w:widowControl w:val="0"/>
+              <w:autoSpaceDE w:val="0"/>
+              <w:snapToGrid w:val="0"/>
+              <w:spacing w:before="0" w:after="0" w:line="240" w:lineRule="auto"/>
+              <w:ind w:left="0" w:right="0" w:firstLine="0"/>
+              <w:jc w:val="both"/>
+              <w:textAlignment w:val="baseline"/>
+              <w:rPr>
+                <w:rFonts w:ascii="맑은 고딕" w:hAnsi="맑은 고딕" w:eastAsia="맑은 고딕" w:cs="Times New Roman"/>
+                <w:b w:val="0"/>
+                <w:bCs w:val="0"/>
+                <w:i w:val="0"/>
+                <w:color w:val="000000"/>
+                <w:kern w:val="2"/>
+                <w:sz w:val="24"/>
+                <w:szCs w:val="22"/>
+              </w:rPr>
+            </w:pPr>
+            <w:r>
+              <w:rPr>
+                <w:rFonts w:ascii="맑은 고딕" w:hAnsi="맑은 고딕" w:eastAsia="맑은 고딕" w:cs="Times New Roman"/>
+                <w:b w:val="0"/>
+                <w:bCs w:val="0"/>
+                <w:i w:val="0"/>
+                <w:color w:val="000000"/>
+                <w:kern w:val="2"/>
+                <w:sz w:val="24"/>
+                <w:szCs w:val="22"/>
+              </w:rPr>
+              <w:t xml:space="preserve">202631-348563</w:t>
             </w:r>
           </w:p>
         </w:tc>
       </w:tr>
       <w:tr>
+        <w:trPr>
+          <w:trHeight w:val="266" w:hRule="atLeast"/>
+        </w:trPr>
         <w:tc>
           <w:tcPr>
-            <w:tcW w:type="dxa" w:w="454"/>
+            <w:tcW w:w="427" w:type="dxa"/>
+            <w:tcBorders>
+              <w:left w:val="single" w:sz="2" w:space="0" w:color="000000"/>
+            </w:tcBorders>
             <w:vAlign w:val="center"/>
           </w:tcPr>
           <w:p>
             <w:pPr>
-              <w:spacing w:line="240" w:lineRule="auto"/>
+              <w:widowControl w:val="0"/>
+              <w:autoSpaceDE w:val="0"/>
+              <w:snapToGrid w:val="0"/>
+              <w:spacing w:before="0" w:after="0" w:line="240" w:lineRule="auto"/>
+              <w:ind w:left="0" w:right="0" w:firstLine="0"/>
+              <w:jc w:val="both"/>
+              <w:textAlignment w:val="baseline"/>
+              <w:rPr>
+                <w:rFonts w:ascii="바탕" w:hAnsi="바탕" w:eastAsia="바탕" w:cs="Times New Roman"/>
+                <w:b w:val="0"/>
+                <w:bCs w:val="0"/>
+                <w:i w:val="0"/>
+                <w:color w:val="000000"/>
+                <w:kern w:val="2"/>
+                <w:sz w:val="24"/>
+                <w:szCs w:val="22"/>
+              </w:rPr>
             </w:pPr>
             <w:r>
               <w:rPr>
-                <w:rFonts w:ascii="굴림" w:hAnsi="굴림" w:eastAsia="굴림"/>
-                <w:b/>
-                <w:sz w:val="26"/>
+                <w:rFonts w:ascii="바탕" w:hAnsi="바탕" w:eastAsia="바탕" w:cs="Times New Roman"/>
+                <w:b w:val="0"/>
+                <w:bCs w:val="0"/>
+                <w:i w:val="0"/>
+                <w:color w:val="000000"/>
+                <w:kern w:val="2"/>
+                <w:sz w:val="24"/>
+                <w:szCs w:val="22"/>
               </w:rPr>
-              <w:t>❍</w:t>
+              <w:t xml:space="preserve"></w:t>
             </w:r>
           </w:p>
         </w:tc>
         <w:tc>
           <w:tcPr>
-            <w:tcW w:type="dxa" w:w="2268"/>
+            <w:tcW w:w="1549" w:type="dxa"/>
+            <w:tcBorders/>
             <w:vAlign w:val="center"/>
           </w:tcPr>
           <w:p>
             <w:pPr>
-              <w:spacing w:line="240" w:lineRule="auto"/>
+              <w:widowControl w:val="0"/>
+              <w:autoSpaceDE w:val="0"/>
+              <w:snapToGrid w:val="0"/>
+              <w:spacing w:before="0" w:after="0" w:line="240" w:lineRule="auto"/>
+              <w:ind w:left="0" w:right="0" w:firstLine="0"/>
               <w:jc w:val="distribute"/>
+              <w:textAlignment w:val="baseline"/>
+              <w:rPr>
+                <w:rFonts w:ascii="바탕" w:hAnsi="바탕" w:eastAsia="맑은 고딕" w:cs="Times New Roman"/>
+                <w:b/>
+                <w:bCs w:val="0"/>
+                <w:i w:val="0"/>
+                <w:color w:val="000000"/>
+                <w:kern w:val="2"/>
+                <w:sz w:val="24"/>
+                <w:szCs w:val="22"/>
+              </w:rPr>
             </w:pPr>
             <w:r>
               <w:rPr>
-                <w:rFonts w:ascii="굴림" w:hAnsi="굴림" w:eastAsia="굴림"/>
+                <w:rFonts w:ascii="바탕" w:hAnsi="바탕" w:eastAsia="맑은 고딕" w:cs="Times New Roman"/>
                 <w:b/>
-                <w:sz w:val="26"/>
+                <w:bCs w:val="0"/>
+                <w:i w:val="0"/>
+                <w:color w:val="000000"/>
+                <w:kern w:val="2"/>
+                <w:sz w:val="24"/>
+                <w:szCs w:val="22"/>
               </w:rPr>
-              <w:t>성          명</w:t>
+              <w:t xml:space="preserve">성명</w:t>
             </w:r>
           </w:p>
         </w:tc>
         <w:tc>
           <w:tcPr>
-            <w:tcW w:type="dxa" w:w="5669"/>
+            <w:tcW w:w="259" w:type="dxa"/>
+            <w:tcBorders/>
             <w:vAlign w:val="center"/>
           </w:tcPr>
           <w:p>
             <w:pPr>
-              <w:spacing w:line="240" w:lineRule="auto"/>
+              <w:widowControl w:val="0"/>
+              <w:autoSpaceDE w:val="0"/>
+              <w:snapToGrid w:val="0"/>
+              <w:spacing w:before="0" w:after="0" w:line="240" w:lineRule="auto"/>
+              <w:ind w:left="0" w:right="0" w:firstLine="0"/>
+              <w:jc w:val="both"/>
+              <w:textAlignment w:val="baseline"/>
+              <w:rPr>
+                <w:rFonts w:ascii="맑은 고딕" w:hAnsi="맑은 고딕" w:eastAsia="바탕" w:cs="Times New Roman"/>
+                <w:b w:val="0"/>
+                <w:bCs w:val="0"/>
+                <w:i w:val="0"/>
+                <w:color w:val="000000"/>
+                <w:kern w:val="2"/>
+                <w:sz w:val="24"/>
+                <w:szCs w:val="22"/>
+              </w:rPr>
             </w:pPr>
             <w:r>
               <w:rPr>
-                <w:rFonts w:ascii="굴림" w:hAnsi="굴림" w:eastAsia="굴림"/>
+                <w:rFonts w:ascii="맑은 고딕" w:hAnsi="맑은 고딕" w:eastAsia="바탕" w:cs="Times New Roman"/>
                 <w:b w:val="0"/>
-                <w:sz w:val="26"/>
+                <w:bCs w:val="0"/>
+                <w:i w:val="0"/>
+                <w:color w:val="000000"/>
+                <w:kern w:val="2"/>
+                <w:sz w:val="24"/>
+                <w:szCs w:val="22"/>
               </w:rPr>
-              <w:t xml:space="preserve"> :  임성렬</w:t>
+              <w:t xml:space="preserve">:</w:t>
+            </w:r>
+          </w:p>
+        </w:tc>
+        <w:tc>
+          <w:tcPr>
+            <w:tcW w:w="7285" w:type="dxa"/>
+            <w:tcBorders>
+              <w:right w:val="single" w:sz="2" w:space="0" w:color="000000"/>
+            </w:tcBorders>
+            <w:vAlign w:val="center"/>
+          </w:tcPr>
+          <w:p>
+            <w:pPr>
+              <w:widowControl w:val="0"/>
+              <w:autoSpaceDE w:val="0"/>
+              <w:snapToGrid w:val="0"/>
+              <w:spacing w:before="0" w:after="0" w:line="240" w:lineRule="auto"/>
+              <w:ind w:left="0" w:right="0" w:firstLine="0"/>
+              <w:jc w:val="both"/>
+              <w:textAlignment w:val="baseline"/>
+              <w:rPr>
+                <w:rFonts w:ascii="맑은 고딕" w:hAnsi="맑은 고딕" w:eastAsia="맑은 고딕" w:cs="Times New Roman"/>
+                <w:b w:val="0"/>
+                <w:bCs w:val="0"/>
+                <w:i w:val="0"/>
+                <w:color w:val="000000"/>
+                <w:kern w:val="2"/>
+                <w:sz w:val="24"/>
+                <w:szCs w:val="22"/>
+              </w:rPr>
+            </w:pPr>
+            <w:r>
+              <w:rPr>
+                <w:rFonts w:ascii="맑은 고딕" w:hAnsi="맑은 고딕" w:eastAsia="맑은 고딕" w:cs="Times New Roman"/>
+                <w:b w:val="0"/>
+                <w:bCs w:val="0"/>
+                <w:i w:val="0"/>
+                <w:color w:val="000000"/>
+                <w:kern w:val="2"/>
+                <w:sz w:val="24"/>
+                <w:szCs w:val="22"/>
+              </w:rPr>
+              <w:t xml:space="preserve">임성렬</w:t>
             </w:r>
           </w:p>
         </w:tc>
       </w:tr>
       <w:tr>
+        <w:trPr>
+          <w:trHeight w:val="266" w:hRule="atLeast"/>
+        </w:trPr>
         <w:tc>
           <w:tcPr>
-            <w:tcW w:type="dxa" w:w="454"/>
+            <w:tcW w:w="427" w:type="dxa"/>
+            <w:tcBorders>
+              <w:left w:val="single" w:sz="2" w:space="0" w:color="000000"/>
+              <w:bottom w:val="single" w:sz="2" w:space="0" w:color="000000"/>
+            </w:tcBorders>
             <w:vAlign w:val="center"/>
           </w:tcPr>
           <w:p>
             <w:pPr>
-              <w:spacing w:line="240" w:lineRule="auto"/>
+              <w:widowControl w:val="0"/>
+              <w:autoSpaceDE w:val="0"/>
+              <w:snapToGrid w:val="0"/>
+              <w:spacing w:before="0" w:after="0" w:line="240" w:lineRule="auto"/>
+              <w:ind w:left="0" w:right="0" w:firstLine="0"/>
+              <w:jc w:val="both"/>
+              <w:textAlignment w:val="baseline"/>
+              <w:rPr>
+                <w:rFonts w:ascii="바탕" w:hAnsi="바탕" w:eastAsia="바탕" w:cs="Times New Roman"/>
+                <w:b w:val="0"/>
+                <w:bCs w:val="0"/>
+                <w:i w:val="0"/>
+                <w:color w:val="000000"/>
+                <w:kern w:val="2"/>
+                <w:sz w:val="24"/>
+                <w:szCs w:val="22"/>
+              </w:rPr>
             </w:pPr>
             <w:r>
               <w:rPr>
-                <w:rFonts w:ascii="굴림" w:hAnsi="굴림" w:eastAsia="굴림"/>
-                <w:b/>
-                <w:sz w:val="26"/>
+                <w:rFonts w:ascii="바탕" w:hAnsi="바탕" w:eastAsia="바탕" w:cs="Times New Roman"/>
+                <w:b w:val="0"/>
+                <w:bCs w:val="0"/>
+                <w:i w:val="0"/>
+                <w:color w:val="000000"/>
+                <w:kern w:val="2"/>
+                <w:sz w:val="24"/>
+                <w:szCs w:val="22"/>
               </w:rPr>
-              <w:t>❍</w:t>
+              <w:t xml:space="preserve"></w:t>
             </w:r>
           </w:p>
         </w:tc>
         <w:tc>
           <w:tcPr>
-            <w:tcW w:type="dxa" w:w="2268"/>
+            <w:tcW w:w="1549" w:type="dxa"/>
+            <w:tcBorders>
+              <w:bottom w:val="single" w:sz="2" w:space="0" w:color="000000"/>
+            </w:tcBorders>
             <w:vAlign w:val="center"/>
           </w:tcPr>
           <w:p>
             <w:pPr>
-              <w:spacing w:line="240" w:lineRule="auto"/>
+              <w:widowControl w:val="0"/>
+              <w:autoSpaceDE w:val="0"/>
+              <w:snapToGrid w:val="0"/>
+              <w:spacing w:before="0" w:after="0" w:line="240" w:lineRule="auto"/>
+              <w:ind w:left="0" w:right="0" w:firstLine="0"/>
               <w:jc w:val="distribute"/>
+              <w:textAlignment w:val="baseline"/>
+              <w:rPr>
+                <w:rFonts w:ascii="바탕" w:hAnsi="바탕" w:eastAsia="맑은 고딕" w:cs="Times New Roman"/>
+                <w:b/>
+                <w:bCs w:val="0"/>
+                <w:i w:val="0"/>
+                <w:color w:val="000000"/>
+                <w:kern w:val="2"/>
+                <w:sz w:val="24"/>
+                <w:szCs w:val="22"/>
+              </w:rPr>
             </w:pPr>
             <w:r>
               <w:rPr>
-                <w:rFonts w:ascii="굴림" w:hAnsi="굴림" w:eastAsia="굴림"/>
+                <w:rFonts w:ascii="바탕" w:hAnsi="바탕" w:eastAsia="맑은 고딕" w:cs="Times New Roman"/>
                 <w:b/>
-                <w:sz w:val="26"/>
+                <w:bCs w:val="0"/>
+                <w:i w:val="0"/>
+                <w:color w:val="000000"/>
+                <w:kern w:val="2"/>
+                <w:sz w:val="24"/>
+                <w:szCs w:val="22"/>
               </w:rPr>
-              <w:t>연    락    처</w:t>
+              <w:t xml:space="preserve">연락처</w:t>
             </w:r>
           </w:p>
         </w:tc>
         <w:tc>
           <w:tcPr>
-            <w:tcW w:type="dxa" w:w="5669"/>
+            <w:tcW w:w="259" w:type="dxa"/>
+            <w:tcBorders>
+              <w:bottom w:val="single" w:sz="2" w:space="0" w:color="000000"/>
+            </w:tcBorders>
             <w:vAlign w:val="center"/>
           </w:tcPr>
           <w:p>
             <w:pPr>
-              <w:spacing w:line="240" w:lineRule="auto"/>
+              <w:widowControl w:val="0"/>
+              <w:autoSpaceDE w:val="0"/>
+              <w:snapToGrid w:val="0"/>
+              <w:spacing w:before="0" w:after="0" w:line="240" w:lineRule="auto"/>
+              <w:ind w:left="0" w:right="0" w:firstLine="0"/>
+              <w:jc w:val="both"/>
+              <w:textAlignment w:val="baseline"/>
+              <w:rPr>
+                <w:rFonts w:ascii="맑은 고딕" w:hAnsi="맑은 고딕" w:eastAsia="바탕" w:cs="Times New Roman"/>
+                <w:b w:val="0"/>
+                <w:bCs w:val="0"/>
+                <w:i w:val="0"/>
+                <w:color w:val="000000"/>
+                <w:kern w:val="2"/>
+                <w:sz w:val="24"/>
+                <w:szCs w:val="22"/>
+              </w:rPr>
             </w:pPr>
             <w:r>
               <w:rPr>
-                <w:rFonts w:ascii="굴림" w:hAnsi="굴림" w:eastAsia="굴림"/>
+                <w:rFonts w:ascii="맑은 고딕" w:hAnsi="맑은 고딕" w:eastAsia="바탕" w:cs="Times New Roman"/>
                 <w:b w:val="0"/>
-                <w:sz w:val="26"/>
+                <w:bCs w:val="0"/>
+                <w:i w:val="0"/>
+                <w:color w:val="000000"/>
+                <w:kern w:val="2"/>
+                <w:sz w:val="24"/>
+                <w:szCs w:val="22"/>
               </w:rPr>
-              <w:t xml:space="preserve"> :  </w:t>
-            </w:r>
-          </w:p>
-        </w:tc>
-      </w:tr>
-      <w:tr>
-        <w:tc>
-          <w:tcPr>
-            <w:tcW w:type="dxa" w:w="454"/>
-            <w:vAlign w:val="center"/>
-          </w:tcPr>
-          <w:p>
-            <w:pPr>
-              <w:spacing w:line="240" w:lineRule="auto"/>
-            </w:pPr>
-            <w:r>
-              <w:rPr>
-                <w:rFonts w:ascii="굴림" w:hAnsi="굴림" w:eastAsia="굴림"/>
-                <w:b/>
-                <w:sz w:val="26"/>
-              </w:rPr>
-              <w:t>❍</w:t>
+              <w:t xml:space="preserve">:</w:t>
             </w:r>
           </w:p>
         </w:tc>
         <w:tc>
           <w:tcPr>
-            <w:tcW w:type="dxa" w:w="2268"/>
+            <w:tcW w:w="7285" w:type="dxa"/>
+            <w:tcBorders>
+              <w:bottom w:val="single" w:sz="2" w:space="0" w:color="000000"/>
+              <w:right w:val="single" w:sz="2" w:space="0" w:color="000000"/>
+            </w:tcBorders>
             <w:vAlign w:val="center"/>
           </w:tcPr>
           <w:p>
             <w:pPr>
-              <w:spacing w:line="240" w:lineRule="auto"/>
-              <w:jc w:val="center"/>
+              <w:widowControl w:val="0"/>
+              <w:autoSpaceDE w:val="0"/>
+              <w:snapToGrid w:val="0"/>
+              <w:spacing w:before="0" w:after="0" w:line="240" w:lineRule="auto"/>
+              <w:ind w:left="0" w:right="0" w:firstLine="0"/>
+              <w:jc w:val="both"/>
+              <w:textAlignment w:val="baseline"/>
+              <w:rPr>
+                <w:rFonts w:ascii="맑은 고딕" w:hAnsi="맑은 고딕" w:eastAsia="맑은 고딕" w:cs="Times New Roman"/>
+                <w:b w:val="0"/>
+                <w:bCs w:val="0"/>
+                <w:i w:val="0"/>
+                <w:color w:val="000000"/>
+                <w:kern w:val="2"/>
+                <w:sz w:val="24"/>
+                <w:szCs w:val="22"/>
+              </w:rPr>
             </w:pPr>
-            <w:r>
-              <w:rPr>
-                <w:rFonts w:ascii="굴림" w:hAnsi="굴림" w:eastAsia="굴림"/>
-                <w:b/>
-                <w:sz w:val="26"/>
-              </w:rPr>
-              <w:t>과 제 유 형</w:t>
-            </w:r>
-            <w:r>
-              <w:br/>
-            </w:r>
-            <w:r>
-              <w:rPr>
-                <w:rFonts w:ascii="굴림" w:hAnsi="굴림" w:eastAsia="굴림"/>
-                <w:b/>
-                <w:sz w:val="22"/>
-              </w:rPr>
-              <w:t>(공통형/지정형)</w:t>
-            </w:r>
-          </w:p>
-        </w:tc>
-        <w:tc>
-          <w:tcPr>
-            <w:tcW w:type="dxa" w:w="5669"/>
-            <w:vAlign w:val="center"/>
-          </w:tcPr>
-          <w:p>
-            <w:pPr>
-              <w:spacing w:line="240" w:lineRule="auto"/>
-            </w:pPr>
-            <w:r>
-              <w:rPr>
-                <w:rFonts w:ascii="굴림" w:hAnsi="굴림" w:eastAsia="굴림"/>
-                <w:b w:val="0"/>
-                <w:sz w:val="26"/>
-              </w:rPr>
-              <w:t xml:space="preserve"> :  공통형</w:t>
-            </w:r>
           </w:p>
         </w:tc>
       </w:tr>
     </w:tbl>
     <w:p>
       <w:pPr>
-        <w:spacing w:before="200" w:after="40" w:line="240" w:lineRule="auto"/>
-        <w:jc w:val="left"/>
+        <w:widowControl w:val="0"/>
+        <w:autoSpaceDE w:val="0"/>
+        <w:snapToGrid w:val="0"/>
+        <w:spacing w:before="0" w:after="0" w:line="384" w:lineRule="auto"/>
+        <w:ind w:left="0" w:right="0" w:firstLine="0"/>
+        <w:jc w:val="both"/>
+        <w:textAlignment w:val="baseline"/>
+        <w:rPr>
+          <w:rFonts w:ascii="맑은 고딕" w:hAnsi="맑은 고딕" w:eastAsia="맑은 고딕" w:cs="Times New Roman"/>
+          <w:b w:val="0"/>
+          <w:bCs w:val="0"/>
+          <w:i w:val="0"/>
+          <w:color w:val="000000"/>
+          <w:spacing w:val="-5"/>
+          <w:kern w:val="2"/>
+          <w:sz w:val="20"/>
+          <w:szCs w:val="20"/>
+        </w:rPr>
       </w:pPr>
+      <w:r xmlns:a="http://schemas.openxmlformats.org/drawingml/2006/main" xmlns:pic="http://schemas.openxmlformats.org/drawingml/2006/picture">
+        <w:drawing>
+          <wp:anchor behindDoc="0" distT="0" distB="0" distL="114935" distR="114935" simplePos="0" locked="0" layoutInCell="0" allowOverlap="1" relativeHeight="2">
+            <wp:simplePos x="0" y="0"/>
+            <wp:positionH relativeFrom="column">
+              <wp:posOffset>3810</wp:posOffset>
+            </wp:positionH>
+            <wp:positionV relativeFrom="line">
+              <wp:posOffset>424815</wp:posOffset>
+            </wp:positionV>
+            <wp:extent cx="6120130" cy="144145"/>
+            <wp:effectExtent l="0" t="0" r="0" b="0"/>
+            <wp:wrapTopAndBottom/>
+            <wp:docPr id="1" name="그림 1"/>
+            <wp:cNvGraphicFramePr>
+              <a:graphicFrameLocks noChangeAspect="1"/>
+            </wp:cNvGraphicFramePr>
+            <a:graphic>
+              <a:graphicData uri="http://schemas.openxmlformats.org/drawingml/2006/picture">
+                <pic:pic>
+                  <pic:nvPicPr>
+                    <pic:cNvPr id="1" name="그림 1"/>
+                    <pic:cNvPicPr>
+                      <a:picLocks noChangeAspect="1" noChangeArrowheads="1"/>
+                    </pic:cNvPicPr>
+                  </pic:nvPicPr>
+                  <pic:blipFill>
+                    <a:blip r:embed="rId9"/>
+                    <a:stretch>
+                      <a:fillRect/>
+                    </a:stretch>
+                  </pic:blipFill>
+                  <pic:spPr bwMode="auto">
+                    <a:xfrm>
+                      <a:off x="0" y="0"/>
+                      <a:ext cx="6120130" cy="144145"/>
+                    </a:xfrm>
+                    <a:prstGeom prst="rect">
+                      <a:avLst/>
+                    </a:prstGeom>
+                  </pic:spPr>
+                </pic:pic>
+              </a:graphicData>
+            </a:graphic>
+          </wp:anchor>
+        </w:drawing>
+      </w:r>
       <w:r>
         <w:rPr>
-          <w:rFonts w:ascii="굴림" w:hAnsi="굴림" w:eastAsia="굴림"/>
+          <w:rFonts w:ascii="맑은 고딕" w:hAnsi="맑은 고딕" w:eastAsia="맑은 고딕" w:cs="맑은 고딕"/>
           <w:b w:val="0"/>
-          <w:color w:val="FF0066"/>
-          <w:sz w:val="15"/>
+          <w:bCs w:val="0"/>
+          <w:i w:val="0"/>
+          <w:color w:val="000000"/>
+          <w:spacing w:val="-5"/>
+          <w:kern w:val="2"/>
+          <w:sz w:val="20"/>
+          <w:szCs w:val="20"/>
         </w:rPr>
-        <w:t>※ 과제물 표지등에 개인정보(주민번호,운전면허번호)가 포함될 경우 삭제처리로 과제물을 다시 제출해야 하는 경우가 발생할 수 있습니다.</w:t>
+        <w:t xml:space="preserve"> </w:t>
+      </w:r>
+      <w:r>
+        <w:rPr>
+          <w:rFonts w:ascii="맑은 고딕" w:hAnsi="맑은 고딕" w:eastAsia="바탕" w:cs="Times New Roman"/>
+          <w:b w:val="0"/>
+          <w:bCs w:val="0"/>
+          <w:i w:val="0"/>
+          <w:color w:val="000000"/>
+          <w:spacing w:val="-5"/>
+          <w:kern w:val="2"/>
+          <w:sz w:val="20"/>
+          <w:szCs w:val="20"/>
+        </w:rPr>
+        <w:t xml:space="preserve">※</w:t>
+      </w:r>
+      <w:r>
+        <w:rPr>
+          <w:rFonts w:ascii="맑은 고딕" w:hAnsi="맑은 고딕" w:eastAsia="맑은 고딕" w:cs="맑은 고딕"/>
+          <w:b w:val="0"/>
+          <w:bCs w:val="0"/>
+          <w:i w:val="0"/>
+          <w:color w:val="000000"/>
+          <w:spacing w:val="-5"/>
+          <w:kern w:val="2"/>
+          <w:sz w:val="20"/>
+          <w:szCs w:val="20"/>
+        </w:rPr>
+        <w:t xml:space="preserve"> </w:t>
+      </w:r>
+      <w:r>
+        <w:rPr>
+          <w:rFonts w:ascii="맑은 고딕" w:hAnsi="맑은 고딕" w:eastAsia="맑은 고딕" w:cs="Times New Roman"/>
+          <w:b w:val="0"/>
+          <w:bCs w:val="0"/>
+          <w:i w:val="0"/>
+          <w:color w:val="000000"/>
+          <w:spacing w:val="-5"/>
+          <w:kern w:val="2"/>
+          <w:sz w:val="20"/>
+          <w:szCs w:val="20"/>
+        </w:rPr>
+        <w:t xml:space="preserve">A4</w:t>
+      </w:r>
+      <w:r>
+        <w:rPr>
+          <w:rFonts w:ascii="맑은 고딕" w:hAnsi="맑은 고딕" w:eastAsia="맑은 고딕" w:cs="Times New Roman"/>
+          <w:b w:val="0"/>
+          <w:bCs w:val="0"/>
+          <w:i w:val="0"/>
+          <w:color w:val="000000"/>
+          <w:spacing w:val="-5"/>
+          <w:kern w:val="2"/>
+          <w:sz w:val="20"/>
+          <w:szCs w:val="20"/>
+        </w:rPr>
+        <w:t xml:space="preserve">용지 편집 사용</w:t>
       </w:r>
     </w:p>
     <w:p>
       <w:pPr>
+        <w:widowControl w:val="0"/>
+        <w:autoSpaceDE w:val="0"/>
+        <w:snapToGrid w:val="0"/>
         <w:spacing w:before="0" w:after="0" w:line="240" w:lineRule="auto"/>
-        <w:jc w:val="left"/>
-        <w:pBdr>
-          <w:bottom w:val="single" w:sz="6" w:space="1" w:color="000000"/>
-        </w:pBdr>
+        <w:ind w:left="0" w:right="0" w:firstLine="0"/>
+        <w:jc w:val="both"/>
+        <w:textAlignment w:val="baseline"/>
+        <w:rPr>
+          <w:rFonts w:ascii="맑은 고딕" w:hAnsi="맑은 고딕" w:eastAsia="맑은 고딕" w:cs="맑은 고딕"/>
+          <w:b w:val="0"/>
+          <w:bCs w:val="0"/>
+          <w:i w:val="0"/>
+          <w:strike/>
+          <w:color w:val="000000"/>
+          <w:spacing w:val="-5"/>
+          <w:kern w:val="2"/>
+          <w:sz w:val="24"/>
+          <w:szCs w:val="24"/>
+        </w:rPr>
       </w:pPr>
+      <w:r>
+        <w:rPr>
+          <w:rFonts w:ascii="맑은 고딕" w:hAnsi="맑은 고딕" w:eastAsia="맑은 고딕" w:cs="맑은 고딕"/>
+          <w:b w:val="0"/>
+          <w:bCs w:val="0"/>
+          <w:i w:val="0"/>
+          <w:strike/>
+          <w:color w:val="000000"/>
+          <w:spacing w:val="-5"/>
+          <w:kern w:val="2"/>
+          <w:sz w:val="24"/>
+          <w:szCs w:val="24"/>
+        </w:rPr>
+        <w:t xml:space="preserve">                                                                                        </w:t>
+      </w:r>
     </w:p>
     <w:p>
       <w:pPr>
-        <w:spacing w:before="0" w:after="0" w:line="240" w:lineRule="auto"/>
-        <w:jc w:val="left"/>
+        <w:widowControl w:val="0"/>
+        <w:autoSpaceDE w:val="0"/>
+        <w:snapToGrid w:val="0"/>
+        <w:spacing w:before="0" w:after="0" w:line="384" w:lineRule="auto"/>
+        <w:ind w:left="0" w:right="0" w:firstLine="0"/>
+        <w:jc w:val="both"/>
+        <w:textAlignment w:val="baseline"/>
+        <w:rPr>
+          <w:rFonts w:ascii="맑은 고딕" w:hAnsi="맑은 고딕" w:eastAsia="맑은 고딕" w:cs="Times New Roman"/>
+          <w:b w:val="0"/>
+          <w:bCs w:val="0"/>
+          <w:i w:val="0"/>
+          <w:color w:val="000000"/>
+          <w:spacing w:val="-5"/>
+          <w:kern w:val="2"/>
+          <w:sz w:val="24"/>
+          <w:szCs w:val="24"/>
+        </w:rPr>
+        <w:sectPr>
+          <w:pgSz w:w="11906" w:h="16838"/>
+          <w:pgMar w:top="1984" w:right="1134" w:bottom="1700" w:left="1134" w:header="1134" w:footer="850" w:gutter="0"/>
+          <w:cols w:space="720"/>
+        </w:sectPr>
       </w:pPr>
       <w:r>
-        <w:br w:type="page"/>
+        <w:rPr>
+          <w:rFonts w:ascii="맑은 고딕" w:hAnsi="맑은 고딕" w:eastAsia="맑은 고딕" w:cs="Times New Roman"/>
+          <w:b w:val="0"/>
+          <w:bCs w:val="0"/>
+          <w:i w:val="0"/>
+          <w:color w:val="000000"/>
+          <w:spacing w:val="-5"/>
+          <w:kern w:val="2"/>
+          <w:sz w:val="24"/>
+          <w:szCs w:val="24"/>
+        </w:rPr>
+        <w:t xml:space="preserve">- </w:t>
+      </w:r>
+      <w:r>
+        <w:rPr>
+          <w:rFonts w:ascii="맑은 고딕" w:hAnsi="맑은 고딕" w:eastAsia="맑은 고딕" w:cs="Times New Roman"/>
+          <w:b w:val="0"/>
+          <w:bCs w:val="0"/>
+          <w:i w:val="0"/>
+          <w:color w:val="000000"/>
+          <w:spacing w:val="-5"/>
+          <w:kern w:val="2"/>
+          <w:sz w:val="24"/>
+          <w:szCs w:val="24"/>
+        </w:rPr>
+        <w:t xml:space="preserve">이하 작성  </w:t>
       </w:r>
     </w:p>
     <w:p>

--- a/assignments/제출용/인간과교육_중간과제물_제출용.docx
+++ b/assignments/제출용/인간과교육_중간과제물_제출용.docx
@@ -4,124 +4,99 @@
   <w:body>
     <w:p>
       <w:pPr>
-        <w:widowControl w:val="0"/>
-        <w:autoSpaceDE w:val="0"/>
-        <w:snapToGrid w:val="0"/>
-        <w:spacing w:before="0" w:after="0" w:line="384" w:lineRule="auto"/>
-        <w:ind w:left="0" w:right="0" w:firstLine="0"/>
+        <w:pStyle w:val="Style15"/>
+        <w:tabs>
+          <w:tab w:val="left" w:pos="0" w:leader="none"/>
+          <w:tab w:val="left" w:pos="800" w:leader="none"/>
+          <w:tab w:val="left" w:pos="1600" w:leader="none"/>
+          <w:tab w:val="left" w:pos="2400" w:leader="none"/>
+          <w:tab w:val="left" w:pos="3200" w:leader="none"/>
+          <w:tab w:val="left" w:pos="4000" w:leader="none"/>
+          <w:tab w:val="left" w:pos="4800" w:leader="none"/>
+          <w:tab w:val="left" w:pos="5600" w:leader="none"/>
+          <w:tab w:val="left" w:pos="6400" w:leader="none"/>
+          <w:tab w:val="left" w:pos="7200" w:leader="none"/>
+          <w:tab w:val="left" w:pos="8000" w:leader="none"/>
+          <w:tab w:val="left" w:pos="8800" w:leader="none"/>
+          <w:tab w:val="left" w:pos="9600" w:leader="none"/>
+          <w:tab w:val="left" w:pos="10400" w:leader="none"/>
+          <w:tab w:val="left" w:pos="11200" w:leader="none"/>
+          <w:tab w:val="left" w:pos="12000" w:leader="none"/>
+          <w:tab w:val="left" w:pos="12800" w:leader="none"/>
+          <w:tab w:val="left" w:pos="13600" w:leader="none"/>
+          <w:tab w:val="left" w:pos="14400" w:leader="none"/>
+          <w:tab w:val="left" w:pos="15200" w:leader="none"/>
+          <w:tab w:val="left" w:pos="16000" w:leader="none"/>
+          <w:tab w:val="left" w:pos="16800" w:leader="none"/>
+          <w:tab w:val="left" w:pos="17600" w:leader="none"/>
+          <w:tab w:val="left" w:pos="18400" w:leader="none"/>
+          <w:tab w:val="left" w:pos="19200" w:leader="none"/>
+          <w:tab w:val="left" w:pos="20000" w:leader="none"/>
+          <w:tab w:val="left" w:pos="20800" w:leader="none"/>
+          <w:tab w:val="left" w:pos="21600" w:leader="none"/>
+          <w:tab w:val="left" w:pos="22400" w:leader="none"/>
+          <w:tab w:val="left" w:pos="23200" w:leader="none"/>
+          <w:tab w:val="left" w:pos="24000" w:leader="none"/>
+          <w:tab w:val="left" w:pos="24800" w:leader="none"/>
+        </w:tabs>
         <w:jc w:val="center"/>
-        <w:textAlignment w:val="baseline"/>
-        <w:rPr>
-          <w:rFonts w:ascii="HY헤드라인M" w:hAnsi="HY헤드라인M" w:eastAsia="HY헤드라인M" w:cs="Times New Roman"/>
-          <w:b w:val="0"/>
-          <w:bCs w:val="0"/>
-          <w:i w:val="0"/>
-          <w:color w:val="000000"/>
-          <w:kern w:val="2"/>
-          <w:sz w:val="40"/>
-          <w:szCs w:val="22"/>
-        </w:rPr>
+        <w:rPr/>
       </w:pPr>
       <w:r>
         <w:rPr>
-          <w:rFonts w:ascii="HY헤드라인M" w:hAnsi="HY헤드라인M" w:eastAsia="HY헤드라인M" w:cs="Times New Roman"/>
-          <w:b w:val="0"/>
-          <w:bCs w:val="0"/>
-          <w:i w:val="0"/>
-          <w:color w:val="000000"/>
-          <w:kern w:val="2"/>
+          <w:rFonts w:eastAsia="HY헤드라인M" w:ascii="HY헤드라인M" w:hAnsi="HY헤드라인M"/>
           <w:sz w:val="40"/>
-          <w:szCs w:val="22"/>
         </w:rPr>
         <w:t xml:space="preserve">2026  </w:t>
       </w:r>
       <w:r>
         <w:rPr>
-          <w:rFonts w:ascii="HY헤드라인M" w:hAnsi="HY헤드라인M" w:eastAsia="HY헤드라인M" w:cs="Times New Roman"/>
-          <w:b w:val="0"/>
-          <w:bCs w:val="0"/>
-          <w:i w:val="0"/>
-          <w:color w:val="000000"/>
-          <w:kern w:val="2"/>
+          <w:rFonts w:ascii="HY헤드라인M" w:hAnsi="HY헤드라인M" w:eastAsia="HY헤드라인M"/>
           <w:sz w:val="40"/>
-          <w:szCs w:val="22"/>
         </w:rPr>
-        <w:t xml:space="preserve">학년도  2학기 </w:t>
+        <w:t xml:space="preserve">학년도 2 학기 </w:t>
       </w:r>
       <w:r>
         <w:rPr>
-          <w:rFonts w:ascii="HY헤드라인M" w:hAnsi="HY헤드라인M" w:eastAsia="HY헤드라인M" w:cs="Times New Roman"/>
-          <w:b w:val="0"/>
-          <w:bCs w:val="0"/>
-          <w:i w:val="0"/>
-          <w:color w:val="000000"/>
-          <w:kern w:val="2"/>
+          <w:rFonts w:ascii="HY헤드라인M" w:hAnsi="HY헤드라인M" w:eastAsia="HY헤드라인M"/>
           <w:sz w:val="40"/>
-          <w:szCs w:val="22"/>
         </w:rPr>
-        <w:t xml:space="preserve">중간과제물</w:t>
+        <w:t>중간과제물</w:t>
       </w:r>
       <w:r>
         <w:rPr>
-          <w:rFonts w:ascii="HY헤드라인M" w:hAnsi="HY헤드라인M" w:eastAsia="HY헤드라인M" w:cs="Times New Roman"/>
-          <w:b w:val="0"/>
-          <w:bCs w:val="0"/>
-          <w:i w:val="0"/>
-          <w:color w:val="000000"/>
-          <w:kern w:val="2"/>
+          <w:rFonts w:eastAsia="HY헤드라인M" w:ascii="HY헤드라인M" w:hAnsi="HY헤드라인M"/>
           <w:sz w:val="40"/>
-          <w:szCs w:val="22"/>
         </w:rPr>
-        <w:t xml:space="preserve">(</w:t>
+        <w:t>(</w:t>
       </w:r>
       <w:r>
         <w:rPr>
-          <w:rFonts w:ascii="HY헤드라인M" w:hAnsi="HY헤드라인M" w:eastAsia="HY헤드라인M" w:cs="Times New Roman"/>
-          <w:b w:val="0"/>
-          <w:bCs w:val="0"/>
-          <w:i w:val="0"/>
-          <w:color w:val="000000"/>
-          <w:kern w:val="2"/>
+          <w:rFonts w:ascii="HY헤드라인M" w:hAnsi="HY헤드라인M" w:eastAsia="HY헤드라인M"/>
           <w:sz w:val="40"/>
-          <w:szCs w:val="22"/>
         </w:rPr>
-        <w:t xml:space="preserve">온라인 제출용</w:t>
+        <w:t>온라인 제출용</w:t>
       </w:r>
       <w:r>
         <w:rPr>
-          <w:rFonts w:ascii="HY헤드라인M" w:hAnsi="HY헤드라인M" w:eastAsia="HY헤드라인M" w:cs="Times New Roman"/>
-          <w:b w:val="0"/>
-          <w:bCs w:val="0"/>
-          <w:i w:val="0"/>
-          <w:color w:val="000000"/>
-          <w:kern w:val="2"/>
+          <w:rFonts w:eastAsia="HY헤드라인M" w:ascii="HY헤드라인M" w:hAnsi="HY헤드라인M"/>
           <w:sz w:val="40"/>
-          <w:szCs w:val="22"/>
         </w:rPr>
-        <w:t xml:space="preserve">)</w:t>
+        <w:t>)</w:t>
       </w:r>
     </w:p>
     <w:tbl>
       <w:tblPr>
         <w:tblW w:w="9520" w:type="dxa"/>
-        <w:jc w:val="left"/>
+        <w:jc w:val="start"/>
         <w:tblInd w:w="102" w:type="dxa"/>
-        <w:tblBorders>
-          <w:top w:val="nil"/>
-          <w:left w:val="nil"/>
-          <w:bottom w:val="nil"/>
-          <w:right w:val="nil"/>
-          <w:insideH w:val="nil"/>
-          <w:insideV w:val="nil"/>
-        </w:tblBorders>
         <w:tblLayout w:type="fixed"/>
         <w:tblCellMar>
           <w:top w:w="28" w:type="dxa"/>
-          <w:left w:w="102" w:type="dxa"/>
+          <w:start w:w="102" w:type="dxa"/>
           <w:bottom w:w="28" w:type="dxa"/>
-          <w:right w:w="102" w:type="dxa"/>
+          <w:end w:w="102" w:type="dxa"/>
         </w:tblCellMar>
-        <w:tblLook w:val="0000" w:firstRow="0" w:lastRow="0" w:firstColumn="0" w:lastColumn="0" w:noHBand="0" w:noVBand="0"/>
       </w:tblPr>
       <w:tblGrid>
         <w:gridCol w:w="427"/>
@@ -138,42 +113,23 @@
             <w:tcW w:w="427" w:type="dxa"/>
             <w:tcBorders>
               <w:top w:val="single" w:sz="2" w:space="0" w:color="000000"/>
-              <w:left w:val="single" w:sz="2" w:space="0" w:color="000000"/>
+              <w:start w:val="single" w:sz="2" w:space="0" w:color="000000"/>
             </w:tcBorders>
             <w:vAlign w:val="center"/>
           </w:tcPr>
           <w:p>
             <w:pPr>
-              <w:widowControl w:val="0"/>
-              <w:autoSpaceDE w:val="0"/>
-              <w:snapToGrid w:val="0"/>
-              <w:spacing w:before="0" w:after="0" w:line="240" w:lineRule="auto"/>
-              <w:ind w:left="0" w:right="0" w:firstLine="0"/>
-              <w:jc w:val="both"/>
-              <w:textAlignment w:val="baseline"/>
+              <w:pStyle w:val="Style15"/>
+              <w:spacing w:lineRule="auto" w:line="240"/>
               <w:rPr>
-                <w:rFonts w:ascii="바탕" w:hAnsi="바탕" w:eastAsia="바탕" w:cs="Times New Roman"/>
-                <w:b w:val="0"/>
-                <w:bCs w:val="0"/>
-                <w:i w:val="0"/>
-                <w:color w:val="000000"/>
-                <w:kern w:val="2"/>
                 <w:sz w:val="24"/>
-                <w:szCs w:val="22"/>
               </w:rPr>
             </w:pPr>
             <w:r>
               <w:rPr>
-                <w:rFonts w:ascii="바탕" w:hAnsi="바탕" w:eastAsia="바탕" w:cs="Times New Roman"/>
-                <w:b w:val="0"/>
-                <w:bCs w:val="0"/>
-                <w:i w:val="0"/>
-                <w:color w:val="000000"/>
-                <w:kern w:val="2"/>
                 <w:sz w:val="24"/>
-                <w:szCs w:val="22"/>
               </w:rPr>
-              <w:t xml:space="preserve"></w:t>
+              <w:t></w:t>
             </w:r>
           </w:p>
         </w:tc>
@@ -187,36 +143,22 @@
           </w:tcPr>
           <w:p>
             <w:pPr>
-              <w:widowControl w:val="0"/>
-              <w:autoSpaceDE w:val="0"/>
-              <w:snapToGrid w:val="0"/>
-              <w:spacing w:before="0" w:after="0" w:line="240" w:lineRule="auto"/>
-              <w:ind w:left="0" w:right="0" w:firstLine="0"/>
+              <w:pStyle w:val="Style15"/>
+              <w:spacing w:lineRule="auto" w:line="240"/>
               <w:jc w:val="distribute"/>
-              <w:textAlignment w:val="baseline"/>
               <w:rPr>
-                <w:rFonts w:ascii="바탕" w:hAnsi="바탕" w:eastAsia="맑은 고딕" w:cs="Times New Roman"/>
+                <w:rFonts w:eastAsia="맑은 고딕"/>
                 <w:b/>
-                <w:bCs w:val="0"/>
-                <w:i w:val="0"/>
-                <w:color w:val="000000"/>
-                <w:kern w:val="2"/>
                 <w:sz w:val="24"/>
-                <w:szCs w:val="22"/>
               </w:rPr>
             </w:pPr>
             <w:r>
               <w:rPr>
-                <w:rFonts w:ascii="바탕" w:hAnsi="바탕" w:eastAsia="맑은 고딕" w:cs="Times New Roman"/>
+                <w:rFonts w:eastAsia="맑은 고딕"/>
                 <w:b/>
-                <w:bCs w:val="0"/>
-                <w:i w:val="0"/>
-                <w:color w:val="000000"/>
-                <w:kern w:val="2"/>
                 <w:sz w:val="24"/>
-                <w:szCs w:val="22"/>
               </w:rPr>
-              <w:t xml:space="preserve">교과목명</w:t>
+              <w:t>교과목명</w:t>
             </w:r>
           </w:p>
         </w:tc>
@@ -230,36 +172,19 @@
           </w:tcPr>
           <w:p>
             <w:pPr>
-              <w:widowControl w:val="0"/>
-              <w:autoSpaceDE w:val="0"/>
-              <w:snapToGrid w:val="0"/>
-              <w:spacing w:before="0" w:after="0" w:line="240" w:lineRule="auto"/>
-              <w:ind w:left="0" w:right="0" w:firstLine="0"/>
-              <w:jc w:val="both"/>
-              <w:textAlignment w:val="baseline"/>
+              <w:pStyle w:val="Style15"/>
+              <w:spacing w:lineRule="auto" w:line="240"/>
               <w:rPr>
-                <w:rFonts w:ascii="맑은 고딕" w:hAnsi="맑은 고딕" w:eastAsia="바탕" w:cs="Times New Roman"/>
-                <w:b w:val="0"/>
-                <w:bCs w:val="0"/>
-                <w:i w:val="0"/>
-                <w:color w:val="000000"/>
-                <w:kern w:val="2"/>
+                <w:rFonts w:ascii="맑은 고딕" w:hAnsi="맑은 고딕"/>
                 <w:sz w:val="24"/>
-                <w:szCs w:val="22"/>
               </w:rPr>
             </w:pPr>
             <w:r>
               <w:rPr>
-                <w:rFonts w:ascii="맑은 고딕" w:hAnsi="맑은 고딕" w:eastAsia="바탕" w:cs="Times New Roman"/>
-                <w:b w:val="0"/>
-                <w:bCs w:val="0"/>
-                <w:i w:val="0"/>
-                <w:color w:val="000000"/>
-                <w:kern w:val="2"/>
+                <w:rFonts w:ascii="맑은 고딕" w:hAnsi="맑은 고딕"/>
                 <w:sz w:val="24"/>
-                <w:szCs w:val="22"/>
               </w:rPr>
-              <w:t xml:space="preserve">:</w:t>
+              <w:t>:</w:t>
             </w:r>
           </w:p>
         </w:tc>
@@ -268,42 +193,26 @@
             <w:tcW w:w="7285" w:type="dxa"/>
             <w:tcBorders>
               <w:top w:val="single" w:sz="2" w:space="0" w:color="000000"/>
-              <w:right w:val="single" w:sz="2" w:space="0" w:color="000000"/>
+              <w:end w:val="single" w:sz="2" w:space="0" w:color="000000"/>
             </w:tcBorders>
             <w:vAlign w:val="center"/>
           </w:tcPr>
           <w:p>
             <w:pPr>
-              <w:widowControl w:val="0"/>
-              <w:autoSpaceDE w:val="0"/>
-              <w:snapToGrid w:val="0"/>
-              <w:spacing w:before="0" w:after="0" w:line="240" w:lineRule="auto"/>
-              <w:ind w:left="0" w:right="0" w:firstLine="0"/>
-              <w:jc w:val="both"/>
-              <w:textAlignment w:val="baseline"/>
+              <w:pStyle w:val="Style15"/>
+              <w:snapToGrid w:val="false"/>
+              <w:spacing w:lineRule="auto" w:line="240"/>
               <w:rPr>
-                <w:rFonts w:ascii="맑은 고딕" w:hAnsi="맑은 고딕" w:eastAsia="맑은 고딕" w:cs="Times New Roman"/>
-                <w:b w:val="0"/>
-                <w:bCs w:val="0"/>
-                <w:i w:val="0"/>
-                <w:color w:val="000000"/>
-                <w:kern w:val="2"/>
+                <w:rFonts w:ascii="맑은 고딕" w:hAnsi="맑은 고딕" w:eastAsia="맑은 고딕"/>
                 <w:sz w:val="24"/>
-                <w:szCs w:val="22"/>
               </w:rPr>
             </w:pPr>
             <w:r>
               <w:rPr>
-                <w:rFonts w:ascii="맑은 고딕" w:hAnsi="맑은 고딕" w:eastAsia="맑은 고딕" w:cs="Times New Roman"/>
-                <w:b w:val="0"/>
-                <w:bCs w:val="0"/>
-                <w:i w:val="0"/>
-                <w:color w:val="000000"/>
-                <w:kern w:val="2"/>
+                <w:rFonts w:eastAsia="맑은 고딕" w:ascii="맑은 고딕" w:hAnsi="맑은 고딕"/>
                 <w:sz w:val="24"/>
-                <w:szCs w:val="22"/>
               </w:rPr>
-              <w:t xml:space="preserve">인간과교육</w:t>
+              <w:t>인간과교육</w:t>
             </w:r>
           </w:p>
         </w:tc>
@@ -316,42 +225,23 @@
           <w:tcPr>
             <w:tcW w:w="427" w:type="dxa"/>
             <w:tcBorders>
-              <w:left w:val="single" w:sz="2" w:space="0" w:color="000000"/>
+              <w:start w:val="single" w:sz="2" w:space="0" w:color="000000"/>
             </w:tcBorders>
             <w:vAlign w:val="center"/>
           </w:tcPr>
           <w:p>
             <w:pPr>
-              <w:widowControl w:val="0"/>
-              <w:autoSpaceDE w:val="0"/>
-              <w:snapToGrid w:val="0"/>
-              <w:spacing w:before="0" w:after="0" w:line="240" w:lineRule="auto"/>
-              <w:ind w:left="0" w:right="0" w:firstLine="0"/>
-              <w:jc w:val="both"/>
-              <w:textAlignment w:val="baseline"/>
+              <w:pStyle w:val="Style15"/>
+              <w:spacing w:lineRule="auto" w:line="240"/>
               <w:rPr>
-                <w:rFonts w:ascii="바탕" w:hAnsi="바탕" w:eastAsia="바탕" w:cs="Times New Roman"/>
-                <w:b w:val="0"/>
-                <w:bCs w:val="0"/>
-                <w:i w:val="0"/>
-                <w:color w:val="000000"/>
-                <w:kern w:val="2"/>
                 <w:sz w:val="24"/>
-                <w:szCs w:val="22"/>
               </w:rPr>
             </w:pPr>
             <w:r>
               <w:rPr>
-                <w:rFonts w:ascii="바탕" w:hAnsi="바탕" w:eastAsia="바탕" w:cs="Times New Roman"/>
-                <w:b w:val="0"/>
-                <w:bCs w:val="0"/>
-                <w:i w:val="0"/>
-                <w:color w:val="000000"/>
-                <w:kern w:val="2"/>
                 <w:sz w:val="24"/>
-                <w:szCs w:val="22"/>
               </w:rPr>
-              <w:t xml:space="preserve"></w:t>
+              <w:t></w:t>
             </w:r>
           </w:p>
         </w:tc>
@@ -363,36 +253,22 @@
           </w:tcPr>
           <w:p>
             <w:pPr>
-              <w:widowControl w:val="0"/>
-              <w:autoSpaceDE w:val="0"/>
-              <w:snapToGrid w:val="0"/>
-              <w:spacing w:before="0" w:after="0" w:line="240" w:lineRule="auto"/>
-              <w:ind w:left="0" w:right="0" w:firstLine="0"/>
+              <w:pStyle w:val="Style15"/>
+              <w:spacing w:lineRule="auto" w:line="240"/>
               <w:jc w:val="distribute"/>
-              <w:textAlignment w:val="baseline"/>
               <w:rPr>
-                <w:rFonts w:ascii="바탕" w:hAnsi="바탕" w:eastAsia="맑은 고딕" w:cs="Times New Roman"/>
+                <w:rFonts w:eastAsia="맑은 고딕"/>
                 <w:b/>
-                <w:bCs w:val="0"/>
-                <w:i w:val="0"/>
-                <w:color w:val="000000"/>
-                <w:kern w:val="2"/>
                 <w:sz w:val="24"/>
-                <w:szCs w:val="22"/>
               </w:rPr>
             </w:pPr>
             <w:r>
               <w:rPr>
-                <w:rFonts w:ascii="바탕" w:hAnsi="바탕" w:eastAsia="맑은 고딕" w:cs="Times New Roman"/>
+                <w:rFonts w:eastAsia="맑은 고딕"/>
                 <w:b/>
-                <w:bCs w:val="0"/>
-                <w:i w:val="0"/>
-                <w:color w:val="000000"/>
-                <w:kern w:val="2"/>
                 <w:sz w:val="24"/>
-                <w:szCs w:val="22"/>
               </w:rPr>
-              <w:t xml:space="preserve">학번</w:t>
+              <w:t>학번</w:t>
             </w:r>
           </w:p>
         </w:tc>
@@ -404,36 +280,19 @@
           </w:tcPr>
           <w:p>
             <w:pPr>
-              <w:widowControl w:val="0"/>
-              <w:autoSpaceDE w:val="0"/>
-              <w:snapToGrid w:val="0"/>
-              <w:spacing w:before="0" w:after="0" w:line="240" w:lineRule="auto"/>
-              <w:ind w:left="0" w:right="0" w:firstLine="0"/>
-              <w:jc w:val="both"/>
-              <w:textAlignment w:val="baseline"/>
+              <w:pStyle w:val="Style15"/>
+              <w:spacing w:lineRule="auto" w:line="240"/>
               <w:rPr>
-                <w:rFonts w:ascii="맑은 고딕" w:hAnsi="맑은 고딕" w:eastAsia="바탕" w:cs="Times New Roman"/>
-                <w:b w:val="0"/>
-                <w:bCs w:val="0"/>
-                <w:i w:val="0"/>
-                <w:color w:val="000000"/>
-                <w:kern w:val="2"/>
+                <w:rFonts w:ascii="맑은 고딕" w:hAnsi="맑은 고딕"/>
                 <w:sz w:val="24"/>
-                <w:szCs w:val="22"/>
               </w:rPr>
             </w:pPr>
             <w:r>
               <w:rPr>
-                <w:rFonts w:ascii="맑은 고딕" w:hAnsi="맑은 고딕" w:eastAsia="바탕" w:cs="Times New Roman"/>
-                <w:b w:val="0"/>
-                <w:bCs w:val="0"/>
-                <w:i w:val="0"/>
-                <w:color w:val="000000"/>
-                <w:kern w:val="2"/>
+                <w:rFonts w:ascii="맑은 고딕" w:hAnsi="맑은 고딕"/>
                 <w:sz w:val="24"/>
-                <w:szCs w:val="22"/>
               </w:rPr>
-              <w:t xml:space="preserve">:</w:t>
+              <w:t>:</w:t>
             </w:r>
           </w:p>
         </w:tc>
@@ -441,42 +300,26 @@
           <w:tcPr>
             <w:tcW w:w="7285" w:type="dxa"/>
             <w:tcBorders>
-              <w:right w:val="single" w:sz="2" w:space="0" w:color="000000"/>
+              <w:end w:val="single" w:sz="2" w:space="0" w:color="000000"/>
             </w:tcBorders>
             <w:vAlign w:val="center"/>
           </w:tcPr>
           <w:p>
             <w:pPr>
-              <w:widowControl w:val="0"/>
-              <w:autoSpaceDE w:val="0"/>
-              <w:snapToGrid w:val="0"/>
-              <w:spacing w:before="0" w:after="0" w:line="240" w:lineRule="auto"/>
-              <w:ind w:left="0" w:right="0" w:firstLine="0"/>
-              <w:jc w:val="both"/>
-              <w:textAlignment w:val="baseline"/>
+              <w:pStyle w:val="Style15"/>
+              <w:snapToGrid w:val="false"/>
+              <w:spacing w:lineRule="auto" w:line="240"/>
               <w:rPr>
-                <w:rFonts w:ascii="맑은 고딕" w:hAnsi="맑은 고딕" w:eastAsia="맑은 고딕" w:cs="Times New Roman"/>
-                <w:b w:val="0"/>
-                <w:bCs w:val="0"/>
-                <w:i w:val="0"/>
-                <w:color w:val="000000"/>
-                <w:kern w:val="2"/>
+                <w:rFonts w:ascii="맑은 고딕" w:hAnsi="맑은 고딕" w:eastAsia="맑은 고딕"/>
                 <w:sz w:val="24"/>
-                <w:szCs w:val="22"/>
               </w:rPr>
             </w:pPr>
             <w:r>
               <w:rPr>
-                <w:rFonts w:ascii="맑은 고딕" w:hAnsi="맑은 고딕" w:eastAsia="맑은 고딕" w:cs="Times New Roman"/>
-                <w:b w:val="0"/>
-                <w:bCs w:val="0"/>
-                <w:i w:val="0"/>
-                <w:color w:val="000000"/>
-                <w:kern w:val="2"/>
+                <w:rFonts w:eastAsia="맑은 고딕" w:ascii="맑은 고딕" w:hAnsi="맑은 고딕"/>
                 <w:sz w:val="24"/>
-                <w:szCs w:val="22"/>
               </w:rPr>
-              <w:t xml:space="preserve">202631-348563</w:t>
+              <w:t>202631-348563</w:t>
             </w:r>
           </w:p>
         </w:tc>
@@ -489,42 +332,23 @@
           <w:tcPr>
             <w:tcW w:w="427" w:type="dxa"/>
             <w:tcBorders>
-              <w:left w:val="single" w:sz="2" w:space="0" w:color="000000"/>
+              <w:start w:val="single" w:sz="2" w:space="0" w:color="000000"/>
             </w:tcBorders>
             <w:vAlign w:val="center"/>
           </w:tcPr>
           <w:p>
             <w:pPr>
-              <w:widowControl w:val="0"/>
-              <w:autoSpaceDE w:val="0"/>
-              <w:snapToGrid w:val="0"/>
-              <w:spacing w:before="0" w:after="0" w:line="240" w:lineRule="auto"/>
-              <w:ind w:left="0" w:right="0" w:firstLine="0"/>
-              <w:jc w:val="both"/>
-              <w:textAlignment w:val="baseline"/>
+              <w:pStyle w:val="Style15"/>
+              <w:spacing w:lineRule="auto" w:line="240"/>
               <w:rPr>
-                <w:rFonts w:ascii="바탕" w:hAnsi="바탕" w:eastAsia="바탕" w:cs="Times New Roman"/>
-                <w:b w:val="0"/>
-                <w:bCs w:val="0"/>
-                <w:i w:val="0"/>
-                <w:color w:val="000000"/>
-                <w:kern w:val="2"/>
                 <w:sz w:val="24"/>
-                <w:szCs w:val="22"/>
               </w:rPr>
             </w:pPr>
             <w:r>
               <w:rPr>
-                <w:rFonts w:ascii="바탕" w:hAnsi="바탕" w:eastAsia="바탕" w:cs="Times New Roman"/>
-                <w:b w:val="0"/>
-                <w:bCs w:val="0"/>
-                <w:i w:val="0"/>
-                <w:color w:val="000000"/>
-                <w:kern w:val="2"/>
                 <w:sz w:val="24"/>
-                <w:szCs w:val="22"/>
               </w:rPr>
-              <w:t xml:space="preserve"></w:t>
+              <w:t></w:t>
             </w:r>
           </w:p>
         </w:tc>
@@ -536,36 +360,22 @@
           </w:tcPr>
           <w:p>
             <w:pPr>
-              <w:widowControl w:val="0"/>
-              <w:autoSpaceDE w:val="0"/>
-              <w:snapToGrid w:val="0"/>
-              <w:spacing w:before="0" w:after="0" w:line="240" w:lineRule="auto"/>
-              <w:ind w:left="0" w:right="0" w:firstLine="0"/>
+              <w:pStyle w:val="Style15"/>
+              <w:spacing w:lineRule="auto" w:line="240"/>
               <w:jc w:val="distribute"/>
-              <w:textAlignment w:val="baseline"/>
               <w:rPr>
-                <w:rFonts w:ascii="바탕" w:hAnsi="바탕" w:eastAsia="맑은 고딕" w:cs="Times New Roman"/>
+                <w:rFonts w:eastAsia="맑은 고딕"/>
                 <w:b/>
-                <w:bCs w:val="0"/>
-                <w:i w:val="0"/>
-                <w:color w:val="000000"/>
-                <w:kern w:val="2"/>
                 <w:sz w:val="24"/>
-                <w:szCs w:val="22"/>
               </w:rPr>
             </w:pPr>
             <w:r>
               <w:rPr>
-                <w:rFonts w:ascii="바탕" w:hAnsi="바탕" w:eastAsia="맑은 고딕" w:cs="Times New Roman"/>
+                <w:rFonts w:eastAsia="맑은 고딕"/>
                 <w:b/>
-                <w:bCs w:val="0"/>
-                <w:i w:val="0"/>
-                <w:color w:val="000000"/>
-                <w:kern w:val="2"/>
                 <w:sz w:val="24"/>
-                <w:szCs w:val="22"/>
               </w:rPr>
-              <w:t xml:space="preserve">성명</w:t>
+              <w:t>성명</w:t>
             </w:r>
           </w:p>
         </w:tc>
@@ -577,36 +387,19 @@
           </w:tcPr>
           <w:p>
             <w:pPr>
-              <w:widowControl w:val="0"/>
-              <w:autoSpaceDE w:val="0"/>
-              <w:snapToGrid w:val="0"/>
-              <w:spacing w:before="0" w:after="0" w:line="240" w:lineRule="auto"/>
-              <w:ind w:left="0" w:right="0" w:firstLine="0"/>
-              <w:jc w:val="both"/>
-              <w:textAlignment w:val="baseline"/>
+              <w:pStyle w:val="Style15"/>
+              <w:spacing w:lineRule="auto" w:line="240"/>
               <w:rPr>
-                <w:rFonts w:ascii="맑은 고딕" w:hAnsi="맑은 고딕" w:eastAsia="바탕" w:cs="Times New Roman"/>
-                <w:b w:val="0"/>
-                <w:bCs w:val="0"/>
-                <w:i w:val="0"/>
-                <w:color w:val="000000"/>
-                <w:kern w:val="2"/>
+                <w:rFonts w:ascii="맑은 고딕" w:hAnsi="맑은 고딕"/>
                 <w:sz w:val="24"/>
-                <w:szCs w:val="22"/>
               </w:rPr>
             </w:pPr>
             <w:r>
               <w:rPr>
-                <w:rFonts w:ascii="맑은 고딕" w:hAnsi="맑은 고딕" w:eastAsia="바탕" w:cs="Times New Roman"/>
-                <w:b w:val="0"/>
-                <w:bCs w:val="0"/>
-                <w:i w:val="0"/>
-                <w:color w:val="000000"/>
-                <w:kern w:val="2"/>
+                <w:rFonts w:ascii="맑은 고딕" w:hAnsi="맑은 고딕"/>
                 <w:sz w:val="24"/>
-                <w:szCs w:val="22"/>
               </w:rPr>
-              <w:t xml:space="preserve">:</w:t>
+              <w:t>:</w:t>
             </w:r>
           </w:p>
         </w:tc>
@@ -614,42 +407,26 @@
           <w:tcPr>
             <w:tcW w:w="7285" w:type="dxa"/>
             <w:tcBorders>
-              <w:right w:val="single" w:sz="2" w:space="0" w:color="000000"/>
+              <w:end w:val="single" w:sz="2" w:space="0" w:color="000000"/>
             </w:tcBorders>
             <w:vAlign w:val="center"/>
           </w:tcPr>
           <w:p>
             <w:pPr>
-              <w:widowControl w:val="0"/>
-              <w:autoSpaceDE w:val="0"/>
-              <w:snapToGrid w:val="0"/>
-              <w:spacing w:before="0" w:after="0" w:line="240" w:lineRule="auto"/>
-              <w:ind w:left="0" w:right="0" w:firstLine="0"/>
-              <w:jc w:val="both"/>
-              <w:textAlignment w:val="baseline"/>
+              <w:pStyle w:val="Style15"/>
+              <w:snapToGrid w:val="false"/>
+              <w:spacing w:lineRule="auto" w:line="240"/>
               <w:rPr>
-                <w:rFonts w:ascii="맑은 고딕" w:hAnsi="맑은 고딕" w:eastAsia="맑은 고딕" w:cs="Times New Roman"/>
-                <w:b w:val="0"/>
-                <w:bCs w:val="0"/>
-                <w:i w:val="0"/>
-                <w:color w:val="000000"/>
-                <w:kern w:val="2"/>
+                <w:rFonts w:ascii="맑은 고딕" w:hAnsi="맑은 고딕" w:eastAsia="맑은 고딕"/>
                 <w:sz w:val="24"/>
-                <w:szCs w:val="22"/>
               </w:rPr>
             </w:pPr>
             <w:r>
               <w:rPr>
-                <w:rFonts w:ascii="맑은 고딕" w:hAnsi="맑은 고딕" w:eastAsia="맑은 고딕" w:cs="Times New Roman"/>
-                <w:b w:val="0"/>
-                <w:bCs w:val="0"/>
-                <w:i w:val="0"/>
-                <w:color w:val="000000"/>
-                <w:kern w:val="2"/>
+                <w:rFonts w:eastAsia="맑은 고딕" w:ascii="맑은 고딕" w:hAnsi="맑은 고딕"/>
                 <w:sz w:val="24"/>
-                <w:szCs w:val="22"/>
               </w:rPr>
-              <w:t xml:space="preserve">임성렬</w:t>
+              <w:t>임성렬</w:t>
             </w:r>
           </w:p>
         </w:tc>
@@ -662,43 +439,24 @@
           <w:tcPr>
             <w:tcW w:w="427" w:type="dxa"/>
             <w:tcBorders>
-              <w:left w:val="single" w:sz="2" w:space="0" w:color="000000"/>
+              <w:start w:val="single" w:sz="2" w:space="0" w:color="000000"/>
               <w:bottom w:val="single" w:sz="2" w:space="0" w:color="000000"/>
             </w:tcBorders>
             <w:vAlign w:val="center"/>
           </w:tcPr>
           <w:p>
             <w:pPr>
-              <w:widowControl w:val="0"/>
-              <w:autoSpaceDE w:val="0"/>
-              <w:snapToGrid w:val="0"/>
-              <w:spacing w:before="0" w:after="0" w:line="240" w:lineRule="auto"/>
-              <w:ind w:left="0" w:right="0" w:firstLine="0"/>
-              <w:jc w:val="both"/>
-              <w:textAlignment w:val="baseline"/>
+              <w:pStyle w:val="Style15"/>
+              <w:spacing w:lineRule="auto" w:line="240"/>
               <w:rPr>
-                <w:rFonts w:ascii="바탕" w:hAnsi="바탕" w:eastAsia="바탕" w:cs="Times New Roman"/>
-                <w:b w:val="0"/>
-                <w:bCs w:val="0"/>
-                <w:i w:val="0"/>
-                <w:color w:val="000000"/>
-                <w:kern w:val="2"/>
                 <w:sz w:val="24"/>
-                <w:szCs w:val="22"/>
               </w:rPr>
             </w:pPr>
             <w:r>
               <w:rPr>
-                <w:rFonts w:ascii="바탕" w:hAnsi="바탕" w:eastAsia="바탕" w:cs="Times New Roman"/>
-                <w:b w:val="0"/>
-                <w:bCs w:val="0"/>
-                <w:i w:val="0"/>
-                <w:color w:val="000000"/>
-                <w:kern w:val="2"/>
                 <w:sz w:val="24"/>
-                <w:szCs w:val="22"/>
               </w:rPr>
-              <w:t xml:space="preserve"></w:t>
+              <w:t></w:t>
             </w:r>
           </w:p>
         </w:tc>
@@ -712,36 +470,22 @@
           </w:tcPr>
           <w:p>
             <w:pPr>
-              <w:widowControl w:val="0"/>
-              <w:autoSpaceDE w:val="0"/>
-              <w:snapToGrid w:val="0"/>
-              <w:spacing w:before="0" w:after="0" w:line="240" w:lineRule="auto"/>
-              <w:ind w:left="0" w:right="0" w:firstLine="0"/>
+              <w:pStyle w:val="Style15"/>
+              <w:spacing w:lineRule="auto" w:line="240"/>
               <w:jc w:val="distribute"/>
-              <w:textAlignment w:val="baseline"/>
               <w:rPr>
-                <w:rFonts w:ascii="바탕" w:hAnsi="바탕" w:eastAsia="맑은 고딕" w:cs="Times New Roman"/>
+                <w:rFonts w:eastAsia="맑은 고딕"/>
                 <w:b/>
-                <w:bCs w:val="0"/>
-                <w:i w:val="0"/>
-                <w:color w:val="000000"/>
-                <w:kern w:val="2"/>
                 <w:sz w:val="24"/>
-                <w:szCs w:val="22"/>
               </w:rPr>
             </w:pPr>
             <w:r>
               <w:rPr>
-                <w:rFonts w:ascii="바탕" w:hAnsi="바탕" w:eastAsia="맑은 고딕" w:cs="Times New Roman"/>
+                <w:rFonts w:eastAsia="맑은 고딕"/>
                 <w:b/>
-                <w:bCs w:val="0"/>
-                <w:i w:val="0"/>
-                <w:color w:val="000000"/>
-                <w:kern w:val="2"/>
                 <w:sz w:val="24"/>
-                <w:szCs w:val="22"/>
               </w:rPr>
-              <w:t xml:space="preserve">연락처</w:t>
+              <w:t>연락처</w:t>
             </w:r>
           </w:p>
         </w:tc>
@@ -755,36 +499,19 @@
           </w:tcPr>
           <w:p>
             <w:pPr>
-              <w:widowControl w:val="0"/>
-              <w:autoSpaceDE w:val="0"/>
-              <w:snapToGrid w:val="0"/>
-              <w:spacing w:before="0" w:after="0" w:line="240" w:lineRule="auto"/>
-              <w:ind w:left="0" w:right="0" w:firstLine="0"/>
-              <w:jc w:val="both"/>
-              <w:textAlignment w:val="baseline"/>
+              <w:pStyle w:val="Style15"/>
+              <w:spacing w:lineRule="auto" w:line="240"/>
               <w:rPr>
-                <w:rFonts w:ascii="맑은 고딕" w:hAnsi="맑은 고딕" w:eastAsia="바탕" w:cs="Times New Roman"/>
-                <w:b w:val="0"/>
-                <w:bCs w:val="0"/>
-                <w:i w:val="0"/>
-                <w:color w:val="000000"/>
-                <w:kern w:val="2"/>
+                <w:rFonts w:ascii="맑은 고딕" w:hAnsi="맑은 고딕"/>
                 <w:sz w:val="24"/>
-                <w:szCs w:val="22"/>
               </w:rPr>
             </w:pPr>
             <w:r>
               <w:rPr>
-                <w:rFonts w:ascii="맑은 고딕" w:hAnsi="맑은 고딕" w:eastAsia="바탕" w:cs="Times New Roman"/>
-                <w:b w:val="0"/>
-                <w:bCs w:val="0"/>
-                <w:i w:val="0"/>
-                <w:color w:val="000000"/>
-                <w:kern w:val="2"/>
+                <w:rFonts w:ascii="맑은 고딕" w:hAnsi="맑은 고딕"/>
                 <w:sz w:val="24"/>
-                <w:szCs w:val="22"/>
               </w:rPr>
-              <w:t xml:space="preserve">:</w:t>
+              <w:t>:</w:t>
             </w:r>
           </w:p>
         </w:tc>
@@ -793,56 +520,42 @@
             <w:tcW w:w="7285" w:type="dxa"/>
             <w:tcBorders>
               <w:bottom w:val="single" w:sz="2" w:space="0" w:color="000000"/>
-              <w:right w:val="single" w:sz="2" w:space="0" w:color="000000"/>
+              <w:end w:val="single" w:sz="2" w:space="0" w:color="000000"/>
             </w:tcBorders>
             <w:vAlign w:val="center"/>
           </w:tcPr>
           <w:p>
             <w:pPr>
-              <w:widowControl w:val="0"/>
-              <w:autoSpaceDE w:val="0"/>
-              <w:snapToGrid w:val="0"/>
-              <w:spacing w:before="0" w:after="0" w:line="240" w:lineRule="auto"/>
-              <w:ind w:left="0" w:right="0" w:firstLine="0"/>
-              <w:jc w:val="both"/>
-              <w:textAlignment w:val="baseline"/>
+              <w:pStyle w:val="Style15"/>
+              <w:snapToGrid w:val="false"/>
+              <w:spacing w:lineRule="auto" w:line="240"/>
               <w:rPr>
-                <w:rFonts w:ascii="맑은 고딕" w:hAnsi="맑은 고딕" w:eastAsia="맑은 고딕" w:cs="Times New Roman"/>
-                <w:b w:val="0"/>
-                <w:bCs w:val="0"/>
-                <w:i w:val="0"/>
-                <w:color w:val="000000"/>
-                <w:kern w:val="2"/>
+                <w:rFonts w:ascii="맑은 고딕" w:hAnsi="맑은 고딕" w:eastAsia="맑은 고딕"/>
                 <w:sz w:val="24"/>
-                <w:szCs w:val="22"/>
               </w:rPr>
             </w:pPr>
+            <w:r>
+              <w:rPr>
+                <w:rFonts w:eastAsia="맑은 고딕" w:ascii="맑은 고딕" w:hAnsi="맑은 고딕"/>
+                <w:sz w:val="24"/>
+              </w:rPr>
+            </w:r>
           </w:p>
         </w:tc>
       </w:tr>
     </w:tbl>
     <w:p>
       <w:pPr>
-        <w:widowControl w:val="0"/>
-        <w:autoSpaceDE w:val="0"/>
-        <w:snapToGrid w:val="0"/>
-        <w:spacing w:before="0" w:after="0" w:line="384" w:lineRule="auto"/>
-        <w:ind w:left="0" w:right="0" w:firstLine="0"/>
-        <w:jc w:val="both"/>
-        <w:textAlignment w:val="baseline"/>
+        <w:pStyle w:val="Style15"/>
         <w:rPr>
-          <w:rFonts w:ascii="맑은 고딕" w:hAnsi="맑은 고딕" w:eastAsia="맑은 고딕" w:cs="Times New Roman"/>
-          <w:b w:val="0"/>
-          <w:bCs w:val="0"/>
-          <w:i w:val="0"/>
-          <w:color w:val="000000"/>
+          <w:rFonts w:ascii="맑은 고딕" w:hAnsi="맑은 고딕" w:eastAsia="맑은 고딕"/>
           <w:spacing w:val="-5"/>
-          <w:kern w:val="2"/>
-          <w:sz w:val="20"/>
           <w:szCs w:val="20"/>
         </w:rPr>
       </w:pPr>
-      <w:r xmlns:a="http://schemas.openxmlformats.org/drawingml/2006/main" xmlns:pic="http://schemas.openxmlformats.org/drawingml/2006/picture">
+      <w:bookmarkStart w:id="0" w:name="_top"/>
+      <w:bookmarkEnd w:id="0"/>
+      <w:r>
         <w:drawing>
           <wp:anchor behindDoc="0" distT="0" distB="0" distL="114935" distR="114935" simplePos="0" locked="0" layoutInCell="0" allowOverlap="1" relativeHeight="2">
             <wp:simplePos x="0" y="0"/>
@@ -855,21 +568,22 @@
             <wp:extent cx="6120130" cy="144145"/>
             <wp:effectExtent l="0" t="0" r="0" b="0"/>
             <wp:wrapTopAndBottom/>
-            <wp:docPr id="1" name="그림 1"/>
+            <wp:docPr id="1" name="그림 1" descr="" title=""/>
             <wp:cNvGraphicFramePr>
-              <a:graphicFrameLocks noChangeAspect="1"/>
+              <a:graphicFrameLocks xmlns:a="http://schemas.openxmlformats.org/drawingml/2006/main" noChangeAspect="1"/>
             </wp:cNvGraphicFramePr>
-            <a:graphic>
+            <a:graphic xmlns:a="http://schemas.openxmlformats.org/drawingml/2006/main">
               <a:graphicData uri="http://schemas.openxmlformats.org/drawingml/2006/picture">
-                <pic:pic>
+                <pic:pic xmlns:pic="http://schemas.openxmlformats.org/drawingml/2006/picture">
                   <pic:nvPicPr>
-                    <pic:cNvPr id="1" name="그림 1"/>
+                    <pic:cNvPr id="1" name="그림 1" descr="" title=""/>
                     <pic:cNvPicPr>
                       <a:picLocks noChangeAspect="1" noChangeArrowheads="1"/>
                     </pic:cNvPicPr>
                   </pic:nvPicPr>
                   <pic:blipFill>
                     <a:blip r:embed="rId9"/>
+                    <a:srcRect l="-5" t="-236" r="-5" b="-236"/>
                     <a:stretch>
                       <a:fillRect/>
                     </a:stretch>
@@ -891,164 +605,97 @@
       </w:r>
       <w:r>
         <w:rPr>
-          <w:rFonts w:ascii="맑은 고딕" w:hAnsi="맑은 고딕" w:eastAsia="맑은 고딕" w:cs="맑은 고딕"/>
-          <w:b w:val="0"/>
-          <w:bCs w:val="0"/>
-          <w:i w:val="0"/>
-          <w:color w:val="000000"/>
+          <w:rFonts w:eastAsia="맑은 고딕" w:cs="맑은 고딕" w:ascii="맑은 고딕" w:hAnsi="맑은 고딕"/>
           <w:spacing w:val="-5"/>
-          <w:kern w:val="2"/>
-          <w:sz w:val="20"/>
           <w:szCs w:val="20"/>
         </w:rPr>
         <w:t xml:space="preserve"> </w:t>
       </w:r>
       <w:r>
         <w:rPr>
-          <w:rFonts w:ascii="맑은 고딕" w:hAnsi="맑은 고딕" w:eastAsia="바탕" w:cs="Times New Roman"/>
-          <w:b w:val="0"/>
-          <w:bCs w:val="0"/>
-          <w:i w:val="0"/>
-          <w:color w:val="000000"/>
+          <w:rFonts w:ascii="맑은 고딕" w:hAnsi="맑은 고딕"/>
           <w:spacing w:val="-5"/>
-          <w:kern w:val="2"/>
-          <w:sz w:val="20"/>
           <w:szCs w:val="20"/>
         </w:rPr>
-        <w:t xml:space="preserve">※</w:t>
+        <w:t>※</w:t>
       </w:r>
       <w:r>
         <w:rPr>
-          <w:rFonts w:ascii="맑은 고딕" w:hAnsi="맑은 고딕" w:eastAsia="맑은 고딕" w:cs="맑은 고딕"/>
-          <w:b w:val="0"/>
-          <w:bCs w:val="0"/>
-          <w:i w:val="0"/>
-          <w:color w:val="000000"/>
+          <w:rFonts w:eastAsia="맑은 고딕" w:cs="맑은 고딕" w:ascii="맑은 고딕" w:hAnsi="맑은 고딕"/>
           <w:spacing w:val="-5"/>
-          <w:kern w:val="2"/>
-          <w:sz w:val="20"/>
           <w:szCs w:val="20"/>
         </w:rPr>
         <w:t xml:space="preserve"> </w:t>
       </w:r>
       <w:r>
         <w:rPr>
-          <w:rFonts w:ascii="맑은 고딕" w:hAnsi="맑은 고딕" w:eastAsia="맑은 고딕" w:cs="Times New Roman"/>
-          <w:b w:val="0"/>
-          <w:bCs w:val="0"/>
-          <w:i w:val="0"/>
-          <w:color w:val="000000"/>
+          <w:rFonts w:eastAsia="맑은 고딕" w:ascii="맑은 고딕" w:hAnsi="맑은 고딕"/>
           <w:spacing w:val="-5"/>
-          <w:kern w:val="2"/>
-          <w:sz w:val="20"/>
           <w:szCs w:val="20"/>
         </w:rPr>
-        <w:t xml:space="preserve">A4</w:t>
+        <w:t>A4</w:t>
       </w:r>
       <w:r>
         <w:rPr>
-          <w:rFonts w:ascii="맑은 고딕" w:hAnsi="맑은 고딕" w:eastAsia="맑은 고딕" w:cs="Times New Roman"/>
-          <w:b w:val="0"/>
-          <w:bCs w:val="0"/>
-          <w:i w:val="0"/>
-          <w:color w:val="000000"/>
+          <w:rFonts w:ascii="맑은 고딕" w:hAnsi="맑은 고딕" w:eastAsia="맑은 고딕"/>
           <w:spacing w:val="-5"/>
-          <w:kern w:val="2"/>
-          <w:sz w:val="20"/>
           <w:szCs w:val="20"/>
         </w:rPr>
-        <w:t xml:space="preserve">용지 편집 사용</w:t>
+        <w:t>용지 편집 사용</w:t>
       </w:r>
     </w:p>
     <w:p>
       <w:pPr>
-        <w:widowControl w:val="0"/>
-        <w:autoSpaceDE w:val="0"/>
-        <w:snapToGrid w:val="0"/>
-        <w:spacing w:before="0" w:after="0" w:line="240" w:lineRule="auto"/>
-        <w:ind w:left="0" w:right="0" w:firstLine="0"/>
-        <w:jc w:val="both"/>
-        <w:textAlignment w:val="baseline"/>
+        <w:pStyle w:val="Style15"/>
+        <w:spacing w:lineRule="auto" w:line="240"/>
         <w:rPr>
           <w:rFonts w:ascii="맑은 고딕" w:hAnsi="맑은 고딕" w:eastAsia="맑은 고딕" w:cs="맑은 고딕"/>
-          <w:b w:val="0"/>
-          <w:bCs w:val="0"/>
-          <w:i w:val="0"/>
           <w:strike/>
-          <w:color w:val="000000"/>
           <w:spacing w:val="-5"/>
-          <w:kern w:val="2"/>
           <w:sz w:val="24"/>
-          <w:szCs w:val="24"/>
         </w:rPr>
       </w:pPr>
       <w:r>
         <w:rPr>
-          <w:rFonts w:ascii="맑은 고딕" w:hAnsi="맑은 고딕" w:eastAsia="맑은 고딕" w:cs="맑은 고딕"/>
-          <w:b w:val="0"/>
-          <w:bCs w:val="0"/>
-          <w:i w:val="0"/>
+          <w:rFonts w:eastAsia="맑은 고딕" w:cs="맑은 고딕" w:ascii="맑은 고딕" w:hAnsi="맑은 고딕"/>
           <w:strike/>
-          <w:color w:val="000000"/>
           <w:spacing w:val="-5"/>
-          <w:kern w:val="2"/>
           <w:sz w:val="24"/>
-          <w:szCs w:val="24"/>
         </w:rPr>
         <w:t xml:space="preserve">                                                                                        </w:t>
       </w:r>
     </w:p>
     <w:p>
       <w:pPr>
-        <w:widowControl w:val="0"/>
-        <w:autoSpaceDE w:val="0"/>
-        <w:snapToGrid w:val="0"/>
-        <w:spacing w:before="0" w:after="0" w:line="384" w:lineRule="auto"/>
-        <w:ind w:left="0" w:right="0" w:firstLine="0"/>
-        <w:jc w:val="both"/>
-        <w:textAlignment w:val="baseline"/>
+        <w:pStyle w:val="Style15"/>
         <w:rPr>
-          <w:rFonts w:ascii="맑은 고딕" w:hAnsi="맑은 고딕" w:eastAsia="맑은 고딕" w:cs="Times New Roman"/>
-          <w:b w:val="0"/>
-          <w:bCs w:val="0"/>
-          <w:i w:val="0"/>
-          <w:color w:val="000000"/>
+          <w:rFonts w:ascii="맑은 고딕" w:hAnsi="맑은 고딕" w:eastAsia="맑은 고딕"/>
           <w:spacing w:val="-5"/>
-          <w:kern w:val="2"/>
           <w:sz w:val="24"/>
-          <w:szCs w:val="24"/>
         </w:rPr>
         <w:sectPr>
+          <w:type w:val="nextPage"/>
           <w:pgSz w:w="11906" w:h="16838"/>
-          <w:pgMar w:top="1984" w:right="1134" w:bottom="1700" w:left="1134" w:header="1134" w:footer="850" w:gutter="0"/>
-          <w:cols w:space="720"/>
+          <w:pgMar w:left="1134" w:right="1134" w:gutter="0" w:header="0" w:top="1984" w:footer="0" w:bottom="1700"/>
+          <w:pgNumType w:fmt="decimal"/>
+          <w:formProt w:val="false"/>
+          <w:textDirection w:val="lrTb"/>
+          <w:docGrid w:type="default" w:linePitch="360" w:charSpace="0"/>
         </w:sectPr>
       </w:pPr>
       <w:r>
         <w:rPr>
-          <w:rFonts w:ascii="맑은 고딕" w:hAnsi="맑은 고딕" w:eastAsia="맑은 고딕" w:cs="Times New Roman"/>
-          <w:b w:val="0"/>
-          <w:bCs w:val="0"/>
-          <w:i w:val="0"/>
-          <w:color w:val="000000"/>
+          <w:rFonts w:eastAsia="맑은 고딕" w:ascii="맑은 고딕" w:hAnsi="맑은 고딕"/>
           <w:spacing w:val="-5"/>
-          <w:kern w:val="2"/>
           <w:sz w:val="24"/>
-          <w:szCs w:val="24"/>
         </w:rPr>
         <w:t xml:space="preserve">- </w:t>
       </w:r>
       <w:r>
         <w:rPr>
-          <w:rFonts w:ascii="맑은 고딕" w:hAnsi="맑은 고딕" w:eastAsia="맑은 고딕" w:cs="Times New Roman"/>
-          <w:b w:val="0"/>
-          <w:bCs w:val="0"/>
-          <w:i w:val="0"/>
-          <w:color w:val="000000"/>
+          <w:rFonts w:ascii="맑은 고딕" w:hAnsi="맑은 고딕" w:eastAsia="맑은 고딕"/>
           <w:spacing w:val="-5"/>
-          <w:kern w:val="2"/>
           <w:sz w:val="24"/>
-          <w:szCs w:val="24"/>
         </w:rPr>
         <w:t xml:space="preserve">이하 작성  </w:t>
       </w:r>
@@ -14004,6 +13651,28 @@
       </w:tcPr>
     </w:tblStylePr>
   </w:style>
+  <w:style w:type="paragraph" w:styleId="Style15">
+    <w:name w:val="바탕글"/>
+    <w:qFormat/>
+    <w:pPr>
+      <w:widowControl w:val="false"/>
+      <w:pBdr/>
+      <w:autoSpaceDE w:val="false"/>
+      <w:bidi w:val="0"/>
+      <w:snapToGrid w:val="false"/>
+      <w:spacing w:lineRule="auto" w:line="384" w:before="0" w:after="0"/>
+      <w:jc w:val="both"/>
+      <w:textAlignment w:val="baseline"/>
+    </w:pPr>
+    <w:rPr>
+      <w:rFonts w:ascii="바탕" w:hAnsi="바탕" w:eastAsia="바탕" w:cs="Times New Roman"/>
+      <w:color w:val="000000"/>
+      <w:kern w:val="2"/>
+      <w:sz w:val="20"/>
+      <w:szCs w:val="22"/>
+      <w:lang w:val="en-US" w:eastAsia="ko-KR" w:bidi="ar-SA"/>
+    </w:rPr>
+  </w:style>
 </w:styles>
 </file>
 
